--- a/Resume.docx
+++ b/Resume.docx
@@ -1,6 +1,6 @@
 
 <file path=word/document.xml><?xml version="1.0" encoding="utf-8"?>
-<w:document xmlns:wpc="http://schemas.microsoft.com/office/word/2010/wordprocessingCanvas" xmlns:cx="http://schemas.microsoft.com/office/drawing/2014/chartex" xmlns:cx1="http://schemas.microsoft.com/office/drawing/2015/9/8/chartex" xmlns:cx2="http://schemas.microsoft.com/office/drawing/2015/10/21/chartex" xmlns:cx3="http://schemas.microsoft.com/office/drawing/2016/5/9/chartex" xmlns:cx4="http://schemas.microsoft.com/office/drawing/2016/5/10/chartex" xmlns:cx5="http://schemas.microsoft.com/office/drawing/2016/5/11/chartex" xmlns:cx6="http://schemas.microsoft.com/office/drawing/2016/5/12/chartex" xmlns:cx7="http://schemas.microsoft.com/office/drawing/2016/5/13/chartex" xmlns:cx8="http://schemas.microsoft.com/office/drawing/2016/5/14/chartex" xmlns:mc="http://schemas.openxmlformats.org/markup-compatibility/2006" xmlns:aink="http://schemas.microsoft.com/office/drawing/2016/ink" xmlns:am3d="http://schemas.microsoft.com/office/drawing/2017/model3d" xmlns:o="urn:schemas-microsoft-com:office:office" xmlns:oel="http://schemas.microsoft.com/office/2019/extlst" xmlns:r="http://schemas.openxmlformats.org/officeDocument/2006/relationships" xmlns:m="http://schemas.openxmlformats.org/officeDocument/2006/math" xmlns:v="urn:schemas-microsoft-com:vml" xmlns:wp14="http://schemas.microsoft.com/office/word/2010/wordprocessingDrawing" xmlns:wp="http://schemas.openxmlformats.org/drawingml/2006/wordprocessingDrawing" xmlns:w10="urn:schemas-microsoft-com:office:word" xmlns:w="http://schemas.openxmlformats.org/wordprocessingml/2006/main" xmlns:w14="http://schemas.microsoft.com/office/word/2010/wordml" xmlns:w15="http://schemas.microsoft.com/office/word/2012/wordml" xmlns:w16cex="http://schemas.microsoft.com/office/word/2018/wordml/cex" xmlns:w16cid="http://schemas.microsoft.com/office/word/2016/wordml/cid" xmlns:w16="http://schemas.microsoft.com/office/word/2018/wordml" xmlns:w16sdtdh="http://schemas.microsoft.com/office/word/2020/wordml/sdtdatahash" xmlns:w16se="http://schemas.microsoft.com/office/word/2015/wordml/symex" xmlns:wpg="http://schemas.microsoft.com/office/word/2010/wordprocessingGroup" xmlns:wpi="http://schemas.microsoft.com/office/word/2010/wordprocessingInk" xmlns:wne="http://schemas.microsoft.com/office/word/2006/wordml" xmlns:wps="http://schemas.microsoft.com/office/word/2010/wordprocessingShape" mc:Ignorable="w14 w15 w16se w16cid w16 w16cex w16sdtdh wp14">
+<w:document xmlns:wpc="http://schemas.microsoft.com/office/word/2010/wordprocessingCanvas" xmlns:cx="http://schemas.microsoft.com/office/drawing/2014/chartex" xmlns:cx1="http://schemas.microsoft.com/office/drawing/2015/9/8/chartex" xmlns:cx2="http://schemas.microsoft.com/office/drawing/2015/10/21/chartex" xmlns:cx3="http://schemas.microsoft.com/office/drawing/2016/5/9/chartex" xmlns:cx4="http://schemas.microsoft.com/office/drawing/2016/5/10/chartex" xmlns:cx5="http://schemas.microsoft.com/office/drawing/2016/5/11/chartex" xmlns:cx6="http://schemas.microsoft.com/office/drawing/2016/5/12/chartex" xmlns:cx7="http://schemas.microsoft.com/office/drawing/2016/5/13/chartex" xmlns:cx8="http://schemas.microsoft.com/office/drawing/2016/5/14/chartex" xmlns:mc="http://schemas.openxmlformats.org/markup-compatibility/2006" xmlns:aink="http://schemas.microsoft.com/office/drawing/2016/ink" xmlns:am3d="http://schemas.microsoft.com/office/drawing/2017/model3d" xmlns:o="urn:schemas-microsoft-com:office:office" xmlns:oel="http://schemas.microsoft.com/office/2019/extlst" xmlns:r="http://schemas.openxmlformats.org/officeDocument/2006/relationships" xmlns:m="http://schemas.openxmlformats.org/officeDocument/2006/math" xmlns:v="urn:schemas-microsoft-com:vml" xmlns:wp14="http://schemas.microsoft.com/office/word/2010/wordprocessingDrawing" xmlns:wp="http://schemas.openxmlformats.org/drawingml/2006/wordprocessingDrawing" xmlns:w10="urn:schemas-microsoft-com:office:word" xmlns:w="http://schemas.openxmlformats.org/wordprocessingml/2006/main" xmlns:w14="http://schemas.microsoft.com/office/word/2010/wordml" xmlns:w15="http://schemas.microsoft.com/office/word/2012/wordml" xmlns:w16cex="http://schemas.microsoft.com/office/word/2018/wordml/cex" xmlns:w16cid="http://schemas.microsoft.com/office/word/2016/wordml/cid" xmlns:w16="http://schemas.microsoft.com/office/word/2018/wordml" xmlns:w16du="http://schemas.microsoft.com/office/word/2023/wordml/word16du" xmlns:w16sdtdh="http://schemas.microsoft.com/office/word/2020/wordml/sdtdatahash" xmlns:w16se="http://schemas.microsoft.com/office/word/2015/wordml/symex" xmlns:wpg="http://schemas.microsoft.com/office/word/2010/wordprocessingGroup" xmlns:wpi="http://schemas.microsoft.com/office/word/2010/wordprocessingInk" xmlns:wne="http://schemas.microsoft.com/office/word/2006/wordml" xmlns:wps="http://schemas.microsoft.com/office/word/2010/wordprocessingShape" mc:Ignorable="w14 w15 w16se w16cid w16 w16cex w16sdtdh w16du wp14">
   <w:body>
     <w:p>
       <w:pPr>
@@ -126,232 +126,6 @@
       <w:pPr>
         <w:pStyle w:val="1"/>
         <w:spacing w:line="320" w:lineRule="exact"/>
-      </w:pPr>
-      <w:r>
-        <w:rPr>
-          <w:rFonts w:hint="eastAsia"/>
-          <w:lang w:eastAsia="zh-CN"/>
-        </w:rPr>
-        <w:t>KEY WORDS</w:t>
-      </w:r>
-      <w:r>
-        <w:rPr>
-          <w:lang w:eastAsia="zh-CN"/>
-        </w:rPr>
-        <w:t xml:space="preserve"> &amp; SKILLS</w:t>
-      </w:r>
-    </w:p>
-    <w:p>
-      <w:pPr>
-        <w:pStyle w:val="Line"/>
-        <w:spacing w:line="320" w:lineRule="exact"/>
-        <w:ind w:left="1440" w:hanging="1440"/>
-        <w:jc w:val="left"/>
-      </w:pPr>
-      <w:r>
-        <w:rPr>
-          <w:rFonts w:hint="eastAsia"/>
-          <w:b/>
-          <w:bCs/>
-          <w:lang w:eastAsia="zh-CN"/>
-        </w:rPr>
-        <w:t>KEY WORDS</w:t>
-      </w:r>
-      <w:r>
-        <w:rPr>
-          <w:b/>
-          <w:bCs/>
-          <w:lang w:eastAsia="zh-CN"/>
-        </w:rPr>
-        <w:t>:</w:t>
-      </w:r>
-      <w:r>
-        <w:rPr>
-          <w:b/>
-          <w:bCs/>
-          <w:lang w:eastAsia="zh-CN"/>
-        </w:rPr>
-        <w:t xml:space="preserve"> </w:t>
-      </w:r>
-      <w:r>
-        <w:rPr>
-          <w:rFonts w:hint="eastAsia"/>
-          <w:b/>
-          <w:bCs/>
-          <w:lang w:eastAsia="zh-CN"/>
-        </w:rPr>
-        <w:t>Generative AI</w:t>
-      </w:r>
-      <w:r>
-        <w:rPr>
-          <w:rFonts w:hint="eastAsia"/>
-          <w:lang w:eastAsia="zh-CN"/>
-        </w:rPr>
-        <w:t>, Prompt Engineering</w:t>
-      </w:r>
-      <w:r>
-        <w:rPr>
-          <w:rFonts w:hint="eastAsia"/>
-          <w:lang w:eastAsia="zh-CN"/>
-        </w:rPr>
-        <w:t>,</w:t>
-      </w:r>
-      <w:r>
-        <w:rPr>
-          <w:rFonts w:hint="eastAsia"/>
-          <w:lang w:eastAsia="zh-CN"/>
-        </w:rPr>
-        <w:t xml:space="preserve"> </w:t>
-      </w:r>
-      <w:r>
-        <w:t>N</w:t>
-      </w:r>
-      <w:r>
-        <w:t>LP</w:t>
-      </w:r>
-      <w:r>
-        <w:t xml:space="preserve">, </w:t>
-      </w:r>
-      <w:r>
-        <w:rPr>
-          <w:rFonts w:hint="eastAsia"/>
-          <w:lang w:eastAsia="zh-CN"/>
-        </w:rPr>
-        <w:t>LLM,</w:t>
-      </w:r>
-      <w:r>
-        <w:rPr>
-          <w:rFonts w:hint="eastAsia"/>
-          <w:lang w:eastAsia="zh-CN"/>
-        </w:rPr>
-        <w:t xml:space="preserve"> </w:t>
-      </w:r>
-      <w:r>
-        <w:t>Deep Learning</w:t>
-      </w:r>
-      <w:r>
-        <w:rPr>
-          <w:rFonts w:hint="eastAsia"/>
-          <w:lang w:eastAsia="zh-CN"/>
-        </w:rPr>
-        <w:t xml:space="preserve">, </w:t>
-      </w:r>
-      <w:r>
-        <w:rPr>
-          <w:lang w:eastAsia="zh-CN"/>
-        </w:rPr>
-        <w:t>Machine Learning</w:t>
-      </w:r>
-      <w:r>
-        <w:rPr>
-          <w:rFonts w:hint="eastAsia"/>
-          <w:lang w:eastAsia="zh-CN"/>
-        </w:rPr>
-        <w:t>.</w:t>
-      </w:r>
-      <w:r>
-        <w:t xml:space="preserve"> </w:t>
-      </w:r>
-    </w:p>
-    <w:p>
-      <w:pPr>
-        <w:pStyle w:val="Line"/>
-        <w:spacing w:line="320" w:lineRule="exact"/>
-        <w:ind w:left="1440" w:hanging="1440"/>
-        <w:jc w:val="left"/>
-        <w:rPr>
-          <w:lang w:eastAsia="zh-CN"/>
-        </w:rPr>
-      </w:pPr>
-      <w:r>
-        <w:rPr>
-          <w:b/>
-          <w:bCs/>
-        </w:rPr>
-        <w:t>SKILLS</w:t>
-      </w:r>
-      <w:r>
-        <w:t>:</w:t>
-      </w:r>
-      <w:r>
-        <w:t xml:space="preserve"> </w:t>
-      </w:r>
-      <w:r>
-        <w:tab/>
-        <w:t xml:space="preserve"> </w:t>
-      </w:r>
-      <w:r>
-        <w:t>Python (</w:t>
-      </w:r>
-      <w:r>
-        <w:rPr>
-          <w:rFonts w:hint="eastAsia"/>
-          <w:lang w:eastAsia="zh-CN"/>
-        </w:rPr>
-        <w:t>T</w:t>
-      </w:r>
-      <w:r>
-        <w:t xml:space="preserve">orch, TensorFlow, </w:t>
-      </w:r>
-      <w:proofErr w:type="spellStart"/>
-      <w:r>
-        <w:t>Keras</w:t>
-      </w:r>
-      <w:proofErr w:type="spellEnd"/>
-      <w:r>
-        <w:t>),</w:t>
-      </w:r>
-      <w:r>
-        <w:rPr>
-          <w:rFonts w:hint="eastAsia"/>
-          <w:lang w:eastAsia="zh-CN"/>
-        </w:rPr>
-        <w:t xml:space="preserve"> </w:t>
-      </w:r>
-      <w:proofErr w:type="spellStart"/>
-      <w:r>
-        <w:rPr>
-          <w:rFonts w:hint="eastAsia"/>
-          <w:lang w:eastAsia="zh-CN"/>
-        </w:rPr>
-        <w:t>Langchain</w:t>
-      </w:r>
-      <w:proofErr w:type="spellEnd"/>
-      <w:r>
-        <w:rPr>
-          <w:rFonts w:hint="eastAsia"/>
-          <w:lang w:eastAsia="zh-CN"/>
-        </w:rPr>
-        <w:t xml:space="preserve">, </w:t>
-      </w:r>
-      <w:r>
-        <w:rPr>
-          <w:lang w:eastAsia="zh-CN"/>
-        </w:rPr>
-        <w:t xml:space="preserve">RAG </w:t>
-      </w:r>
-      <w:r>
-        <w:rPr>
-          <w:rFonts w:hint="eastAsia"/>
-          <w:lang w:eastAsia="zh-CN"/>
-        </w:rPr>
-        <w:t>Refinement</w:t>
-      </w:r>
-      <w:r>
-        <w:rPr>
-          <w:rFonts w:hint="eastAsia"/>
-          <w:lang w:eastAsia="zh-CN"/>
-        </w:rPr>
-        <w:t xml:space="preserve">, </w:t>
-      </w:r>
-      <w:r>
-        <w:t>Esri ArcGIS (Pro, Script Tool)</w:t>
-      </w:r>
-    </w:p>
-    <w:p>
-      <w:pPr>
-        <w:pStyle w:val="1"/>
-        <w:spacing w:line="320" w:lineRule="exact"/>
         <w:jc w:val="left"/>
       </w:pPr>
       <w:r>
@@ -507,61 +281,907 @@
       <w:r>
         <w:t>Data Science and Big Data Technology</w:t>
       </w:r>
+      <w:r>
+        <w:rPr>
+          <w:rFonts w:hint="eastAsia"/>
+          <w:b/>
+          <w:i w:val="0"/>
+          <w:iCs/>
+          <w:lang w:eastAsia="zh-CN"/>
+        </w:rPr>
+        <w:tab/>
+      </w:r>
+      <w:r>
+        <w:rPr>
+          <w:i w:val="0"/>
+        </w:rPr>
+        <w:t>Aug</w:t>
+      </w:r>
+      <w:r>
+        <w:rPr>
+          <w:rFonts w:hint="eastAsia"/>
+          <w:i w:val="0"/>
+          <w:lang w:eastAsia="zh-CN"/>
+        </w:rPr>
+        <w:t>ust</w:t>
+      </w:r>
+      <w:r>
+        <w:rPr>
+          <w:i w:val="0"/>
+        </w:rPr>
+        <w:t xml:space="preserve"> </w:t>
+      </w:r>
+      <w:r>
+        <w:rPr>
+          <w:i w:val="0"/>
+        </w:rPr>
+        <w:t>2019</w:t>
+      </w:r>
     </w:p>
     <w:p>
       <w:pPr>
-        <w:pStyle w:val="3"/>
+        <w:pStyle w:val="1"/>
+        <w:spacing w:line="240" w:lineRule="auto"/>
+        <w:rPr>
+          <w:lang w:eastAsia="zh-CN"/>
+        </w:rPr>
+      </w:pPr>
+      <w:r>
+        <w:rPr>
+          <w:lang w:eastAsia="zh-CN"/>
+        </w:rPr>
+        <w:t>CONTESTS</w:t>
+      </w:r>
+      <w:r>
+        <w:rPr>
+          <w:lang w:eastAsia="zh-CN"/>
+        </w:rPr>
+        <w:t xml:space="preserve"> AND REWARDS</w:t>
+      </w:r>
+    </w:p>
+    <w:p>
+      <w:pPr>
+        <w:pStyle w:val="Bullet"/>
         <w:spacing w:line="320" w:lineRule="exact"/>
-        <w:jc w:val="left"/>
-        <w:rPr>
-          <w:i w:val="0"/>
-        </w:rPr>
-      </w:pPr>
-      <w:r>
+        <w:rPr>
+          <w:b/>
+          <w:bCs/>
+          <w:iCs/>
+          <w:lang w:eastAsia="zh-CN"/>
+        </w:rPr>
+      </w:pPr>
+      <w:r>
+        <w:rPr>
+          <w:bCs/>
+          <w:iCs/>
+          <w:lang w:eastAsia="zh-CN"/>
+        </w:rPr>
+        <w:t>10th NVIDIA Sky Hackathon (Rank 11/50</w:t>
+      </w:r>
+      <w:r>
+        <w:rPr>
+          <w:bCs/>
+          <w:iCs/>
+          <w:lang w:eastAsia="zh-CN"/>
+        </w:rPr>
+        <w:t>)</w:t>
+      </w:r>
+      <w:r>
+        <w:rPr>
+          <w:bCs/>
+          <w:iCs/>
+          <w:lang w:eastAsia="zh-CN"/>
+        </w:rPr>
+        <w:tab/>
+      </w:r>
+      <w:r>
+        <w:rPr>
+          <w:bCs/>
+          <w:iCs/>
+          <w:lang w:eastAsia="zh-CN"/>
+        </w:rPr>
+        <w:tab/>
+      </w:r>
+      <w:r>
+        <w:rPr>
+          <w:bCs/>
+          <w:iCs/>
+          <w:lang w:eastAsia="zh-CN"/>
+        </w:rPr>
+        <w:tab/>
+      </w:r>
+      <w:r>
+        <w:rPr>
+          <w:bCs/>
+          <w:iCs/>
+          <w:lang w:eastAsia="zh-CN"/>
+        </w:rPr>
+        <w:tab/>
+      </w:r>
+      <w:r>
+        <w:rPr>
+          <w:bCs/>
+          <w:iCs/>
+          <w:lang w:eastAsia="zh-CN"/>
+        </w:rPr>
+        <w:tab/>
+      </w:r>
+      <w:r>
+        <w:rPr>
+          <w:bCs/>
+          <w:iCs/>
+          <w:lang w:eastAsia="zh-CN"/>
+        </w:rPr>
+        <w:tab/>
+      </w:r>
+      <w:r>
+        <w:rPr>
+          <w:bCs/>
+          <w:iCs/>
+          <w:lang w:eastAsia="zh-CN"/>
+        </w:rPr>
+        <w:tab/>
+      </w:r>
+      <w:r>
+        <w:rPr>
+          <w:bCs/>
+          <w:iCs/>
+          <w:lang w:eastAsia="zh-CN"/>
+        </w:rPr>
+        <w:tab/>
+      </w:r>
+      <w:r>
+        <w:rPr>
+          <w:bCs/>
+          <w:iCs/>
+          <w:lang w:eastAsia="zh-CN"/>
+        </w:rPr>
+        <w:tab/>
+      </w:r>
+      <w:r>
+        <w:rPr>
+          <w:bCs/>
+          <w:iCs/>
+          <w:lang w:eastAsia="zh-CN"/>
+        </w:rPr>
+        <w:tab/>
+      </w:r>
+      <w:r>
+        <w:rPr>
+          <w:bCs/>
+          <w:iCs/>
+          <w:lang w:eastAsia="zh-CN"/>
+        </w:rPr>
+        <w:tab/>
+      </w:r>
+      <w:r>
+        <w:rPr>
+          <w:bCs/>
+          <w:iCs/>
+          <w:lang w:eastAsia="zh-CN"/>
+        </w:rPr>
+        <w:tab/>
+      </w:r>
+      <w:r>
+        <w:rPr>
+          <w:bCs/>
+          <w:iCs/>
+          <w:lang w:eastAsia="zh-CN"/>
+        </w:rPr>
+        <w:tab/>
+      </w:r>
+      <w:r>
+        <w:rPr>
+          <w:bCs/>
+          <w:iCs/>
+          <w:lang w:eastAsia="zh-CN"/>
+        </w:rPr>
+        <w:tab/>
+      </w:r>
+      <w:r>
+        <w:rPr>
+          <w:bCs/>
+          <w:iCs/>
+          <w:lang w:eastAsia="zh-CN"/>
+        </w:rPr>
+        <w:tab/>
+      </w:r>
+      <w:r>
+        <w:rPr>
+          <w:bCs/>
+          <w:iCs/>
+          <w:lang w:eastAsia="zh-CN"/>
+        </w:rPr>
+        <w:tab/>
+      </w:r>
+      <w:r>
+        <w:rPr>
+          <w:bCs/>
+          <w:iCs/>
+          <w:lang w:eastAsia="zh-CN"/>
+        </w:rPr>
+        <w:tab/>
+      </w:r>
+      <w:r>
+        <w:rPr>
+          <w:bCs/>
+          <w:iCs/>
+          <w:lang w:eastAsia="zh-CN"/>
+        </w:rPr>
+        <w:tab/>
+      </w:r>
+      <w:r>
+        <w:rPr>
+          <w:bCs/>
+          <w:iCs/>
+          <w:lang w:eastAsia="zh-CN"/>
+        </w:rPr>
+        <w:tab/>
+      </w:r>
+      <w:r>
+        <w:rPr>
+          <w:bCs/>
+          <w:iCs/>
+          <w:lang w:eastAsia="zh-CN"/>
+        </w:rPr>
+        <w:tab/>
+      </w:r>
+      <w:r>
+        <w:rPr>
+          <w:bCs/>
+          <w:iCs/>
+          <w:lang w:eastAsia="zh-CN"/>
+        </w:rPr>
+        <w:tab/>
+      </w:r>
+      <w:r>
+        <w:rPr>
+          <w:bCs/>
+          <w:iCs/>
+          <w:lang w:eastAsia="zh-CN"/>
+        </w:rPr>
+        <w:tab/>
+      </w:r>
+      <w:r>
+        <w:rPr>
+          <w:bCs/>
+          <w:iCs/>
+          <w:lang w:eastAsia="zh-CN"/>
+        </w:rPr>
+        <w:tab/>
+      </w:r>
+      <w:r>
+        <w:rPr>
+          <w:bCs/>
+          <w:iCs/>
+          <w:lang w:eastAsia="zh-CN"/>
+        </w:rPr>
+        <w:tab/>
+      </w:r>
+      <w:r>
+        <w:rPr>
+          <w:bCs/>
+          <w:iCs/>
+          <w:lang w:eastAsia="zh-CN"/>
+        </w:rPr>
+        <w:tab/>
+      </w:r>
+      <w:r>
+        <w:rPr>
+          <w:bCs/>
+          <w:iCs/>
+          <w:lang w:eastAsia="zh-CN"/>
+        </w:rPr>
+        <w:tab/>
+      </w:r>
+      <w:r>
+        <w:rPr>
+          <w:bCs/>
+          <w:iCs/>
+          <w:lang w:eastAsia="zh-CN"/>
+        </w:rPr>
+        <w:tab/>
+      </w:r>
+      <w:r>
+        <w:rPr>
+          <w:bCs/>
+          <w:iCs/>
+          <w:lang w:eastAsia="zh-CN"/>
+        </w:rPr>
+        <w:tab/>
+      </w:r>
+      <w:r>
+        <w:rPr>
+          <w:bCs/>
+          <w:iCs/>
+          <w:lang w:eastAsia="zh-CN"/>
+        </w:rPr>
+        <w:tab/>
+      </w:r>
+      <w:r>
+        <w:rPr>
+          <w:bCs/>
+          <w:iCs/>
+          <w:lang w:eastAsia="zh-CN"/>
+        </w:rPr>
+        <w:tab/>
+      </w:r>
+      <w:r>
+        <w:rPr>
+          <w:bCs/>
+          <w:iCs/>
+          <w:lang w:eastAsia="zh-CN"/>
+        </w:rPr>
+        <w:tab/>
+      </w:r>
+      <w:r>
+        <w:rPr>
+          <w:bCs/>
+          <w:iCs/>
+          <w:lang w:eastAsia="zh-CN"/>
+        </w:rPr>
+        <w:tab/>
+      </w:r>
+      <w:proofErr w:type="gramStart"/>
+      <w:r>
+        <w:rPr>
+          <w:bCs/>
+          <w:iCs/>
+          <w:lang w:eastAsia="zh-CN"/>
+        </w:rPr>
+        <w:tab/>
+        <w:t xml:space="preserve"> </w:t>
+      </w:r>
+      <w:r>
+        <w:rPr>
+          <w:rFonts w:hint="eastAsia"/>
+          <w:bCs/>
+          <w:iCs/>
+          <w:lang w:eastAsia="zh-CN"/>
+        </w:rPr>
+        <w:t xml:space="preserve"> </w:t>
+      </w:r>
+      <w:r>
+        <w:rPr>
+          <w:bCs/>
+          <w:iCs/>
+          <w:lang w:eastAsia="zh-CN"/>
+        </w:rPr>
+        <w:t>July</w:t>
+      </w:r>
+      <w:proofErr w:type="gramEnd"/>
+      <w:r>
+        <w:rPr>
+          <w:bCs/>
+          <w:iCs/>
+          <w:lang w:eastAsia="zh-CN"/>
+        </w:rPr>
+        <w:t xml:space="preserve"> 2024</w:t>
+      </w:r>
+    </w:p>
+    <w:p>
+      <w:pPr>
+        <w:pStyle w:val="Bullet"/>
+        <w:spacing w:line="320" w:lineRule="exact"/>
+        <w:rPr>
+          <w:iCs/>
+          <w:lang w:eastAsia="zh-CN"/>
+        </w:rPr>
+      </w:pPr>
+      <w:r>
+        <w:rPr>
+          <w:shd w:val="clear" w:color="auto" w:fill="FFFFFF"/>
+        </w:rPr>
+        <w:t>Generative AI Contest by China Merchants Bank Co., Ltd.</w:t>
+      </w:r>
+      <w:r>
+        <w:rPr>
+          <w:lang w:eastAsia="zh-CN"/>
+        </w:rPr>
+        <w:t xml:space="preserve"> (Rank 143/2000</w:t>
+      </w:r>
+      <w:r>
+        <w:rPr>
+          <w:lang w:eastAsia="zh-CN"/>
+        </w:rPr>
+        <w:t>)</w:t>
+      </w:r>
+      <w:r>
+        <w:rPr>
+          <w:lang w:eastAsia="zh-CN"/>
+        </w:rPr>
+        <w:tab/>
+      </w:r>
+      <w:r>
+        <w:rPr>
+          <w:lang w:eastAsia="zh-CN"/>
+        </w:rPr>
+        <w:tab/>
+      </w:r>
+      <w:r>
+        <w:rPr>
+          <w:lang w:eastAsia="zh-CN"/>
+        </w:rPr>
+        <w:tab/>
+      </w:r>
+      <w:r>
+        <w:rPr>
+          <w:lang w:eastAsia="zh-CN"/>
+        </w:rPr>
+        <w:tab/>
+      </w:r>
+      <w:r>
+        <w:rPr>
+          <w:lang w:eastAsia="zh-CN"/>
+        </w:rPr>
+        <w:tab/>
+      </w:r>
+      <w:r>
+        <w:rPr>
+          <w:lang w:eastAsia="zh-CN"/>
+        </w:rPr>
+        <w:tab/>
+      </w:r>
+      <w:r>
+        <w:rPr>
+          <w:lang w:eastAsia="zh-CN"/>
+        </w:rPr>
+        <w:tab/>
+      </w:r>
+      <w:r>
+        <w:rPr>
+          <w:lang w:eastAsia="zh-CN"/>
+        </w:rPr>
+        <w:tab/>
+      </w:r>
+      <w:r>
+        <w:rPr>
+          <w:lang w:eastAsia="zh-CN"/>
+        </w:rPr>
+        <w:tab/>
+      </w:r>
+      <w:r>
+        <w:rPr>
+          <w:lang w:eastAsia="zh-CN"/>
+        </w:rPr>
+        <w:tab/>
+      </w:r>
+      <w:r>
+        <w:rPr>
+          <w:lang w:eastAsia="zh-CN"/>
+        </w:rPr>
+        <w:tab/>
+      </w:r>
+      <w:r>
+        <w:rPr>
+          <w:lang w:eastAsia="zh-CN"/>
+        </w:rPr>
+        <w:tab/>
+      </w:r>
+      <w:r>
+        <w:rPr>
+          <w:lang w:eastAsia="zh-CN"/>
+        </w:rPr>
+        <w:tab/>
+        <w:t xml:space="preserve"> </w:t>
+      </w:r>
+      <w:r>
+        <w:rPr>
+          <w:lang w:eastAsia="zh-CN"/>
+        </w:rPr>
+        <w:t>May 2024</w:t>
+      </w:r>
+    </w:p>
+    <w:p>
+      <w:pPr>
+        <w:pStyle w:val="Bullet"/>
+        <w:spacing w:line="320" w:lineRule="exact"/>
+        <w:rPr>
+          <w:bCs/>
+          <w:iCs/>
+          <w:lang w:eastAsia="zh-CN"/>
+        </w:rPr>
+      </w:pPr>
+      <w:r>
+        <w:rPr>
+          <w:bCs/>
+          <w:iCs/>
+          <w:lang w:eastAsia="zh-CN"/>
+        </w:rPr>
         <w:t>Li-Yun Schola</w:t>
       </w:r>
       <w:r>
         <w:rPr>
           <w:rFonts w:hint="eastAsia"/>
+          <w:bCs/>
+          <w:iCs/>
           <w:lang w:eastAsia="zh-CN"/>
         </w:rPr>
         <w:t>rship</w:t>
       </w:r>
       <w:r>
         <w:rPr>
-          <w:rFonts w:hint="eastAsia"/>
-          <w:b/>
-          <w:i w:val="0"/>
-          <w:iCs/>
-          <w:lang w:eastAsia="zh-CN"/>
-        </w:rPr>
-        <w:tab/>
-      </w:r>
-      <w:r>
-        <w:rPr>
-          <w:i w:val="0"/>
-        </w:rPr>
-        <w:t>Aug</w:t>
-      </w:r>
-      <w:r>
-        <w:rPr>
-          <w:rFonts w:hint="eastAsia"/>
-          <w:i w:val="0"/>
-          <w:lang w:eastAsia="zh-CN"/>
-        </w:rPr>
-        <w:t>ust</w:t>
-      </w:r>
-      <w:r>
-        <w:rPr>
-          <w:i w:val="0"/>
+          <w:bCs/>
+          <w:iCs/>
+          <w:lang w:eastAsia="zh-CN"/>
         </w:rPr>
         <w:t xml:space="preserve"> </w:t>
       </w:r>
       <w:r>
         <w:rPr>
-          <w:i w:val="0"/>
-        </w:rPr>
-        <w:t>2019</w:t>
+          <w:bCs/>
+          <w:iCs/>
+          <w:lang w:eastAsia="zh-CN"/>
+        </w:rPr>
+        <w:tab/>
+      </w:r>
+      <w:r>
+        <w:rPr>
+          <w:bCs/>
+          <w:iCs/>
+          <w:lang w:eastAsia="zh-CN"/>
+        </w:rPr>
+        <w:tab/>
+      </w:r>
+      <w:r>
+        <w:rPr>
+          <w:bCs/>
+          <w:iCs/>
+          <w:lang w:eastAsia="zh-CN"/>
+        </w:rPr>
+        <w:tab/>
+      </w:r>
+      <w:r>
+        <w:rPr>
+          <w:bCs/>
+          <w:iCs/>
+          <w:lang w:eastAsia="zh-CN"/>
+        </w:rPr>
+        <w:tab/>
+      </w:r>
+      <w:r>
+        <w:rPr>
+          <w:bCs/>
+          <w:iCs/>
+          <w:lang w:eastAsia="zh-CN"/>
+        </w:rPr>
+        <w:tab/>
+      </w:r>
+      <w:r>
+        <w:rPr>
+          <w:bCs/>
+          <w:iCs/>
+          <w:lang w:eastAsia="zh-CN"/>
+        </w:rPr>
+        <w:tab/>
+      </w:r>
+      <w:r>
+        <w:rPr>
+          <w:bCs/>
+          <w:iCs/>
+          <w:lang w:eastAsia="zh-CN"/>
+        </w:rPr>
+        <w:tab/>
+      </w:r>
+      <w:r>
+        <w:rPr>
+          <w:bCs/>
+          <w:iCs/>
+          <w:lang w:eastAsia="zh-CN"/>
+        </w:rPr>
+        <w:tab/>
+      </w:r>
+      <w:r>
+        <w:rPr>
+          <w:bCs/>
+          <w:iCs/>
+          <w:lang w:eastAsia="zh-CN"/>
+        </w:rPr>
+        <w:tab/>
+      </w:r>
+      <w:r>
+        <w:rPr>
+          <w:bCs/>
+          <w:iCs/>
+          <w:lang w:eastAsia="zh-CN"/>
+        </w:rPr>
+        <w:tab/>
+      </w:r>
+      <w:r>
+        <w:rPr>
+          <w:bCs/>
+          <w:iCs/>
+          <w:lang w:eastAsia="zh-CN"/>
+        </w:rPr>
+        <w:tab/>
+      </w:r>
+      <w:r>
+        <w:rPr>
+          <w:bCs/>
+          <w:iCs/>
+          <w:lang w:eastAsia="zh-CN"/>
+        </w:rPr>
+        <w:tab/>
+      </w:r>
+      <w:r>
+        <w:rPr>
+          <w:bCs/>
+          <w:iCs/>
+          <w:lang w:eastAsia="zh-CN"/>
+        </w:rPr>
+        <w:tab/>
+      </w:r>
+      <w:r>
+        <w:rPr>
+          <w:bCs/>
+          <w:iCs/>
+          <w:lang w:eastAsia="zh-CN"/>
+        </w:rPr>
+        <w:tab/>
+      </w:r>
+      <w:r>
+        <w:rPr>
+          <w:bCs/>
+          <w:iCs/>
+          <w:lang w:eastAsia="zh-CN"/>
+        </w:rPr>
+        <w:tab/>
+      </w:r>
+      <w:r>
+        <w:rPr>
+          <w:bCs/>
+          <w:iCs/>
+          <w:lang w:eastAsia="zh-CN"/>
+        </w:rPr>
+        <w:tab/>
+      </w:r>
+      <w:r>
+        <w:rPr>
+          <w:bCs/>
+          <w:iCs/>
+          <w:lang w:eastAsia="zh-CN"/>
+        </w:rPr>
+        <w:tab/>
+      </w:r>
+      <w:r>
+        <w:rPr>
+          <w:bCs/>
+          <w:iCs/>
+          <w:lang w:eastAsia="zh-CN"/>
+        </w:rPr>
+        <w:tab/>
+      </w:r>
+      <w:r>
+        <w:rPr>
+          <w:bCs/>
+          <w:iCs/>
+          <w:lang w:eastAsia="zh-CN"/>
+        </w:rPr>
+        <w:tab/>
+      </w:r>
+      <w:r>
+        <w:rPr>
+          <w:bCs/>
+          <w:iCs/>
+          <w:lang w:eastAsia="zh-CN"/>
+        </w:rPr>
+        <w:tab/>
+      </w:r>
+      <w:r>
+        <w:rPr>
+          <w:bCs/>
+          <w:iCs/>
+          <w:lang w:eastAsia="zh-CN"/>
+        </w:rPr>
+        <w:tab/>
+      </w:r>
+      <w:r>
+        <w:rPr>
+          <w:bCs/>
+          <w:iCs/>
+          <w:lang w:eastAsia="zh-CN"/>
+        </w:rPr>
+        <w:tab/>
+      </w:r>
+      <w:r>
+        <w:rPr>
+          <w:bCs/>
+          <w:iCs/>
+          <w:lang w:eastAsia="zh-CN"/>
+        </w:rPr>
+        <w:tab/>
+      </w:r>
+      <w:r>
+        <w:rPr>
+          <w:bCs/>
+          <w:iCs/>
+          <w:lang w:eastAsia="zh-CN"/>
+        </w:rPr>
+        <w:tab/>
+      </w:r>
+      <w:r>
+        <w:rPr>
+          <w:bCs/>
+          <w:iCs/>
+          <w:lang w:eastAsia="zh-CN"/>
+        </w:rPr>
+        <w:tab/>
+      </w:r>
+      <w:r>
+        <w:rPr>
+          <w:bCs/>
+          <w:iCs/>
+          <w:lang w:eastAsia="zh-CN"/>
+        </w:rPr>
+        <w:tab/>
+      </w:r>
+      <w:r>
+        <w:rPr>
+          <w:bCs/>
+          <w:iCs/>
+          <w:lang w:eastAsia="zh-CN"/>
+        </w:rPr>
+        <w:tab/>
+      </w:r>
+      <w:r>
+        <w:rPr>
+          <w:bCs/>
+          <w:iCs/>
+          <w:lang w:eastAsia="zh-CN"/>
+        </w:rPr>
+        <w:tab/>
+      </w:r>
+      <w:r>
+        <w:rPr>
+          <w:bCs/>
+          <w:iCs/>
+          <w:lang w:eastAsia="zh-CN"/>
+        </w:rPr>
+        <w:tab/>
+      </w:r>
+      <w:r>
+        <w:rPr>
+          <w:bCs/>
+          <w:iCs/>
+          <w:lang w:eastAsia="zh-CN"/>
+        </w:rPr>
+        <w:tab/>
+      </w:r>
+      <w:r>
+        <w:rPr>
+          <w:bCs/>
+          <w:iCs/>
+          <w:lang w:eastAsia="zh-CN"/>
+        </w:rPr>
+        <w:tab/>
+      </w:r>
+      <w:r>
+        <w:rPr>
+          <w:bCs/>
+          <w:iCs/>
+          <w:lang w:eastAsia="zh-CN"/>
+        </w:rPr>
+        <w:tab/>
+      </w:r>
+      <w:r>
+        <w:rPr>
+          <w:bCs/>
+          <w:iCs/>
+          <w:lang w:eastAsia="zh-CN"/>
+        </w:rPr>
+        <w:tab/>
+      </w:r>
+      <w:r>
+        <w:rPr>
+          <w:bCs/>
+          <w:iCs/>
+          <w:lang w:eastAsia="zh-CN"/>
+        </w:rPr>
+        <w:tab/>
+      </w:r>
+      <w:r>
+        <w:rPr>
+          <w:bCs/>
+          <w:iCs/>
+          <w:lang w:eastAsia="zh-CN"/>
+        </w:rPr>
+        <w:tab/>
+      </w:r>
+      <w:r>
+        <w:rPr>
+          <w:bCs/>
+          <w:iCs/>
+          <w:lang w:eastAsia="zh-CN"/>
+        </w:rPr>
+        <w:tab/>
+      </w:r>
+      <w:r>
+        <w:rPr>
+          <w:bCs/>
+          <w:iCs/>
+          <w:lang w:eastAsia="zh-CN"/>
+        </w:rPr>
+        <w:tab/>
+      </w:r>
+      <w:r>
+        <w:rPr>
+          <w:bCs/>
+          <w:iCs/>
+          <w:lang w:eastAsia="zh-CN"/>
+        </w:rPr>
+        <w:tab/>
+      </w:r>
+      <w:r>
+        <w:rPr>
+          <w:bCs/>
+          <w:iCs/>
+          <w:lang w:eastAsia="zh-CN"/>
+        </w:rPr>
+        <w:tab/>
+      </w:r>
+      <w:r>
+        <w:rPr>
+          <w:bCs/>
+          <w:iCs/>
+          <w:lang w:eastAsia="zh-CN"/>
+        </w:rPr>
+        <w:tab/>
+      </w:r>
+      <w:r>
+        <w:rPr>
+          <w:bCs/>
+          <w:iCs/>
+          <w:lang w:eastAsia="zh-CN"/>
+        </w:rPr>
+        <w:tab/>
+      </w:r>
+      <w:r>
+        <w:rPr>
+          <w:bCs/>
+          <w:iCs/>
+          <w:lang w:eastAsia="zh-CN"/>
+        </w:rPr>
+        <w:tab/>
+      </w:r>
+      <w:r>
+        <w:rPr>
+          <w:bCs/>
+          <w:iCs/>
+          <w:lang w:eastAsia="zh-CN"/>
+        </w:rPr>
+        <w:tab/>
+      </w:r>
+      <w:r>
+        <w:rPr>
+          <w:bCs/>
+          <w:iCs/>
+          <w:lang w:eastAsia="zh-CN"/>
+        </w:rPr>
+        <w:tab/>
+      </w:r>
+      <w:r>
+        <w:rPr>
+          <w:bCs/>
+          <w:iCs/>
+          <w:lang w:eastAsia="zh-CN"/>
+        </w:rPr>
+        <w:tab/>
+      </w:r>
+      <w:r>
+        <w:rPr>
+          <w:bCs/>
+          <w:iCs/>
+          <w:lang w:eastAsia="zh-CN"/>
+        </w:rPr>
+        <w:tab/>
+      </w:r>
+      <w:r>
+        <w:rPr>
+          <w:bCs/>
+          <w:iCs/>
+          <w:lang w:eastAsia="zh-CN"/>
+        </w:rPr>
+        <w:t>August 2019</w:t>
       </w:r>
     </w:p>
     <w:p>
@@ -610,11 +1230,10 @@
         <w:rPr>
           <w:lang w:eastAsia="zh-CN"/>
         </w:rPr>
-        <w:t>a Mobile Research Institute</w:t>
-      </w:r>
-      <w:r>
-        <w:rPr>
-          <w:rFonts w:hint="eastAsia"/>
+        <w:t>a Mobile</w:t>
+      </w:r>
+      <w:r>
+        <w:rPr>
           <w:lang w:eastAsia="zh-CN"/>
         </w:rPr>
         <w:t xml:space="preserve"> </w:t>
@@ -623,6 +1242,19 @@
         <w:rPr>
           <w:lang w:eastAsia="zh-CN"/>
         </w:rPr>
+        <w:t>Research Institute</w:t>
+      </w:r>
+      <w:r>
+        <w:rPr>
+          <w:rFonts w:hint="eastAsia"/>
+          <w:lang w:eastAsia="zh-CN"/>
+        </w:rPr>
+        <w:t xml:space="preserve"> </w:t>
+      </w:r>
+      <w:r>
+        <w:rPr>
+          <w:lang w:eastAsia="zh-CN"/>
+        </w:rPr>
         <w:t>–</w:t>
       </w:r>
       <w:r>
@@ -651,690 +1283,6 @@
           <w:bCs/>
         </w:rPr>
         <w:t xml:space="preserve"> 2024 – Present</w:t>
-      </w:r>
-    </w:p>
-    <w:p>
-      <w:pPr>
-        <w:pStyle w:val="Bullet"/>
-        <w:spacing w:line="320" w:lineRule="exact"/>
-        <w:rPr>
-          <w:rFonts w:hint="eastAsia"/>
-          <w:bCs/>
-          <w:iCs/>
-          <w:lang w:eastAsia="zh-CN"/>
-        </w:rPr>
-      </w:pPr>
-      <w:r>
-        <w:rPr>
-          <w:rFonts w:hint="eastAsia"/>
-          <w:lang w:eastAsia="zh-CN"/>
-        </w:rPr>
-        <w:t>B</w:t>
-      </w:r>
-      <w:r>
-        <w:rPr>
-          <w:lang w:eastAsia="zh-CN"/>
-        </w:rPr>
-        <w:t>uil</w:t>
-      </w:r>
-      <w:r>
-        <w:rPr>
-          <w:lang w:eastAsia="zh-CN"/>
-        </w:rPr>
-        <w:t>t</w:t>
-      </w:r>
-      <w:r>
-        <w:rPr>
-          <w:lang w:eastAsia="zh-CN"/>
-        </w:rPr>
-        <w:t xml:space="preserve"> long</w:t>
-      </w:r>
-      <w:r>
-        <w:rPr>
-          <w:lang w:eastAsia="zh-CN"/>
-        </w:rPr>
-        <w:t>-</w:t>
-      </w:r>
-      <w:r>
-        <w:rPr>
-          <w:lang w:eastAsia="zh-CN"/>
-        </w:rPr>
-        <w:t>text generation model and generate</w:t>
-      </w:r>
-      <w:r>
-        <w:rPr>
-          <w:lang w:eastAsia="zh-CN"/>
-        </w:rPr>
-        <w:t>d</w:t>
-      </w:r>
-      <w:r>
-        <w:rPr>
-          <w:lang w:eastAsia="zh-CN"/>
-        </w:rPr>
-        <w:t xml:space="preserve"> the latest industry policy analysis report</w:t>
-      </w:r>
-      <w:r>
-        <w:rPr>
-          <w:lang w:eastAsia="zh-CN"/>
-        </w:rPr>
-        <w:t xml:space="preserve"> </w:t>
-      </w:r>
-      <w:r>
-        <w:rPr>
-          <w:lang w:eastAsia="zh-CN"/>
-        </w:rPr>
-        <w:t xml:space="preserve">with RAG </w:t>
-      </w:r>
-      <w:r>
-        <w:rPr>
-          <w:lang w:eastAsia="zh-CN"/>
-        </w:rPr>
-        <w:t>b</w:t>
-      </w:r>
-      <w:r>
-        <w:rPr>
-          <w:lang w:eastAsia="zh-CN"/>
-        </w:rPr>
-        <w:t xml:space="preserve">ased on </w:t>
-      </w:r>
-      <w:r>
-        <w:rPr>
-          <w:b/>
-          <w:bCs/>
-          <w:lang w:eastAsia="zh-CN"/>
-        </w:rPr>
-        <w:t>STORM</w:t>
-      </w:r>
-      <w:r>
-        <w:rPr>
-          <w:lang w:eastAsia="zh-CN"/>
-        </w:rPr>
-        <w:t xml:space="preserve"> combined with </w:t>
-      </w:r>
-      <w:proofErr w:type="spellStart"/>
-      <w:r>
-        <w:rPr>
-          <w:b/>
-          <w:bCs/>
-          <w:lang w:eastAsia="zh-CN"/>
-        </w:rPr>
-        <w:t>Langchain</w:t>
-      </w:r>
-      <w:proofErr w:type="spellEnd"/>
-      <w:r>
-        <w:rPr>
-          <w:lang w:eastAsia="zh-CN"/>
-        </w:rPr>
-        <w:t xml:space="preserve"> </w:t>
-      </w:r>
-      <w:r>
-        <w:rPr>
-          <w:rFonts w:hint="eastAsia"/>
-          <w:lang w:eastAsia="zh-CN"/>
-        </w:rPr>
-        <w:t>f</w:t>
-      </w:r>
-      <w:r>
-        <w:rPr>
-          <w:lang w:eastAsia="zh-CN"/>
-        </w:rPr>
-        <w:t>ramework</w:t>
-      </w:r>
-      <w:r>
-        <w:rPr>
-          <w:lang w:eastAsia="zh-CN"/>
-        </w:rPr>
-        <w:t>.</w:t>
-      </w:r>
-    </w:p>
-    <w:p>
-      <w:pPr>
-        <w:pStyle w:val="2"/>
-        <w:spacing w:line="320" w:lineRule="exact"/>
-        <w:jc w:val="left"/>
-        <w:rPr>
-          <w:b w:val="0"/>
-          <w:bCs/>
-        </w:rPr>
-      </w:pPr>
-      <w:r>
-        <w:t>University of Southern California</w:t>
-      </w:r>
-      <w:r>
-        <w:rPr>
-          <w:rFonts w:hint="eastAsia"/>
-          <w:lang w:eastAsia="zh-CN"/>
-        </w:rPr>
-        <w:t xml:space="preserve"> </w:t>
-      </w:r>
-      <w:r>
-        <w:rPr>
-          <w:lang w:eastAsia="zh-CN"/>
-        </w:rPr>
-        <w:t>-</w:t>
-      </w:r>
-      <w:r>
-        <w:rPr>
-          <w:rFonts w:hint="eastAsia"/>
-          <w:lang w:eastAsia="zh-CN"/>
-        </w:rPr>
-        <w:t xml:space="preserve"> </w:t>
-      </w:r>
-      <w:r>
-        <w:t xml:space="preserve">Research Assistant </w:t>
-      </w:r>
-      <w:r>
-        <w:rPr>
-          <w:lang w:eastAsia="zh-CN"/>
-        </w:rPr>
-        <w:t>of</w:t>
-      </w:r>
-      <w:r>
-        <w:t xml:space="preserve"> Economic</w:t>
-      </w:r>
-      <w:r>
-        <w:t>s</w:t>
-      </w:r>
-      <w:r>
-        <w:tab/>
-      </w:r>
-      <w:r>
-        <w:rPr>
-          <w:b w:val="0"/>
-          <w:bCs/>
-        </w:rPr>
-        <w:t>April</w:t>
-      </w:r>
-      <w:r>
-        <w:rPr>
-          <w:b w:val="0"/>
-          <w:bCs/>
-        </w:rPr>
-        <w:t xml:space="preserve"> 2024 </w:t>
-      </w:r>
-      <w:r>
-        <w:rPr>
-          <w:b w:val="0"/>
-          <w:bCs/>
-        </w:rPr>
-        <w:t>–</w:t>
-      </w:r>
-      <w:r>
-        <w:rPr>
-          <w:b w:val="0"/>
-          <w:bCs/>
-        </w:rPr>
-        <w:t xml:space="preserve"> Present</w:t>
-      </w:r>
-    </w:p>
-    <w:p>
-      <w:pPr>
-        <w:pStyle w:val="Bullet"/>
-        <w:spacing w:line="320" w:lineRule="exact"/>
-        <w:rPr>
-          <w:bCs/>
-          <w:iCs/>
-          <w:lang w:eastAsia="zh-CN"/>
-        </w:rPr>
-      </w:pPr>
-      <w:r>
-        <w:rPr>
-          <w:rFonts w:hint="eastAsia"/>
-          <w:lang w:eastAsia="zh-CN"/>
-        </w:rPr>
-        <w:t xml:space="preserve">Applied multiple machine/deep </w:t>
-      </w:r>
-      <w:r>
-        <w:rPr>
-          <w:lang w:eastAsia="zh-CN"/>
-        </w:rPr>
-        <w:t>learnin</w:t>
-      </w:r>
-      <w:r>
-        <w:rPr>
-          <w:rFonts w:hint="eastAsia"/>
-          <w:lang w:eastAsia="zh-CN"/>
-        </w:rPr>
-        <w:t xml:space="preserve">g algorithms including </w:t>
-      </w:r>
-      <w:proofErr w:type="spellStart"/>
-      <w:r>
-        <w:rPr>
-          <w:rFonts w:hint="eastAsia"/>
-          <w:b/>
-          <w:bCs/>
-          <w:lang w:eastAsia="zh-CN"/>
-        </w:rPr>
-        <w:t>XGboosting</w:t>
-      </w:r>
-      <w:proofErr w:type="spellEnd"/>
-      <w:r>
-        <w:rPr>
-          <w:rFonts w:hint="eastAsia"/>
-          <w:b/>
-          <w:bCs/>
-          <w:lang w:eastAsia="zh-CN"/>
-        </w:rPr>
-        <w:t xml:space="preserve">, Attention, </w:t>
-      </w:r>
-      <w:r>
-        <w:rPr>
-          <w:b/>
-          <w:bCs/>
-          <w:lang w:eastAsia="zh-CN"/>
-        </w:rPr>
-        <w:t>Mixture</w:t>
-      </w:r>
-      <w:r>
-        <w:rPr>
-          <w:rFonts w:hint="eastAsia"/>
-          <w:b/>
-          <w:bCs/>
-          <w:lang w:eastAsia="zh-CN"/>
-        </w:rPr>
-        <w:t xml:space="preserve"> </w:t>
-      </w:r>
-      <w:r>
-        <w:rPr>
-          <w:rFonts w:hint="eastAsia"/>
-          <w:b/>
-          <w:bCs/>
-          <w:lang w:eastAsia="zh-CN"/>
-        </w:rPr>
-        <w:t>NN</w:t>
-      </w:r>
-      <w:r>
-        <w:rPr>
-          <w:rFonts w:hint="eastAsia"/>
-          <w:lang w:eastAsia="zh-CN"/>
-        </w:rPr>
-        <w:t xml:space="preserve"> </w:t>
-      </w:r>
-      <w:r>
-        <w:rPr>
-          <w:lang w:eastAsia="zh-CN"/>
-        </w:rPr>
-        <w:t>etc.</w:t>
-      </w:r>
-      <w:r>
-        <w:rPr>
-          <w:rFonts w:hint="eastAsia"/>
-          <w:lang w:eastAsia="zh-CN"/>
-        </w:rPr>
-        <w:t xml:space="preserve"> to predict travel time based on travel mode and distances</w:t>
-      </w:r>
-      <w:r>
-        <w:rPr>
-          <w:rFonts w:hint="eastAsia"/>
-          <w:lang w:eastAsia="zh-CN"/>
-        </w:rPr>
-        <w:t xml:space="preserve"> </w:t>
-      </w:r>
-      <w:r>
-        <w:rPr>
-          <w:rFonts w:hint="eastAsia"/>
-          <w:lang w:eastAsia="zh-CN"/>
-        </w:rPr>
-        <w:t xml:space="preserve">and reduce the MSE to </w:t>
-      </w:r>
-      <w:r>
-        <w:rPr>
-          <w:lang w:eastAsia="zh-CN"/>
-        </w:rPr>
-        <w:t>2</w:t>
-      </w:r>
-      <w:r>
-        <w:rPr>
-          <w:rFonts w:hint="eastAsia"/>
-          <w:lang w:eastAsia="zh-CN"/>
-        </w:rPr>
-        <w:t>00 on 4M data</w:t>
-      </w:r>
-      <w:r>
-        <w:rPr>
-          <w:rFonts w:hint="eastAsia"/>
-          <w:lang w:eastAsia="zh-CN"/>
-        </w:rPr>
-        <w:t>.</w:t>
-      </w:r>
-    </w:p>
-    <w:p>
-      <w:pPr>
-        <w:pStyle w:val="2"/>
-        <w:spacing w:line="320" w:lineRule="exact"/>
-        <w:jc w:val="left"/>
-        <w:rPr>
-          <w:b w:val="0"/>
-          <w:lang w:eastAsia="zh-CN"/>
-        </w:rPr>
-      </w:pPr>
-      <w:r>
-        <w:t>Shenzhen Research Institute of Big Data</w:t>
-      </w:r>
-      <w:r>
-        <w:rPr>
-          <w:rFonts w:hint="eastAsia"/>
-          <w:lang w:eastAsia="zh-CN"/>
-        </w:rPr>
-        <w:t xml:space="preserve"> </w:t>
-      </w:r>
-      <w:r>
-        <w:t>-</w:t>
-      </w:r>
-      <w:r>
-        <w:rPr>
-          <w:rFonts w:hint="eastAsia"/>
-          <w:lang w:eastAsia="zh-CN"/>
-        </w:rPr>
-        <w:t xml:space="preserve"> </w:t>
-      </w:r>
-      <w:r>
-        <w:t>Research Assistant of Operation</w:t>
-      </w:r>
-      <w:r>
-        <w:tab/>
-      </w:r>
-      <w:r>
-        <w:rPr>
-          <w:b w:val="0"/>
-          <w:bCs/>
-        </w:rPr>
-        <w:t>Nov</w:t>
-      </w:r>
-      <w:r>
-        <w:rPr>
-          <w:b w:val="0"/>
-          <w:bCs/>
-        </w:rPr>
-        <w:t xml:space="preserve">ember </w:t>
-      </w:r>
-      <w:r>
-        <w:rPr>
-          <w:b w:val="0"/>
-          <w:bCs/>
-        </w:rPr>
-        <w:t>2022 to May 2023</w:t>
-      </w:r>
-    </w:p>
-    <w:p>
-      <w:pPr>
-        <w:pStyle w:val="Line"/>
-        <w:spacing w:line="320" w:lineRule="exact"/>
-        <w:jc w:val="left"/>
-        <w:rPr>
-          <w:bCs/>
-          <w:iCs/>
-        </w:rPr>
-      </w:pPr>
-      <w:r>
-        <w:rPr>
-          <w:bCs/>
-          <w:iCs/>
-        </w:rPr>
-        <w:t>I</w:t>
-      </w:r>
-      <w:r>
-        <w:rPr>
-          <w:bCs/>
-          <w:iCs/>
-        </w:rPr>
-        <w:t xml:space="preserve">nstitute that focuses on </w:t>
-      </w:r>
-      <w:r>
-        <w:rPr>
-          <w:bCs/>
-          <w:iCs/>
-        </w:rPr>
-        <w:t xml:space="preserve">research and </w:t>
-      </w:r>
-      <w:r>
-        <w:rPr>
-          <w:bCs/>
-          <w:iCs/>
-        </w:rPr>
-        <w:t>application</w:t>
-      </w:r>
-      <w:r>
-        <w:rPr>
-          <w:bCs/>
-          <w:iCs/>
-        </w:rPr>
-        <w:t>s</w:t>
-      </w:r>
-      <w:r>
-        <w:rPr>
-          <w:bCs/>
-          <w:iCs/>
-        </w:rPr>
-        <w:t xml:space="preserve"> of Big Data. </w:t>
-      </w:r>
-      <w:r>
-        <w:rPr>
-          <w:bCs/>
-          <w:iCs/>
-        </w:rPr>
-        <w:t>Develop</w:t>
-      </w:r>
-      <w:r>
-        <w:rPr>
-          <w:bCs/>
-          <w:iCs/>
-        </w:rPr>
-        <w:t>ed</w:t>
-      </w:r>
-      <w:r>
-        <w:rPr>
-          <w:bCs/>
-          <w:iCs/>
-        </w:rPr>
-        <w:t xml:space="preserve"> </w:t>
-      </w:r>
-      <w:r>
-        <w:rPr>
-          <w:bCs/>
-          <w:iCs/>
-        </w:rPr>
-        <w:t xml:space="preserve">enhanced </w:t>
-      </w:r>
-      <w:r>
-        <w:rPr>
-          <w:bCs/>
-          <w:iCs/>
-        </w:rPr>
-        <w:t>spatial operational</w:t>
-      </w:r>
-      <w:r>
-        <w:rPr>
-          <w:bCs/>
-          <w:iCs/>
-        </w:rPr>
-        <w:t xml:space="preserve"> </w:t>
-      </w:r>
-      <w:r>
-        <w:rPr>
-          <w:bCs/>
-          <w:iCs/>
-        </w:rPr>
-        <w:t>algorithm</w:t>
-      </w:r>
-      <w:r>
-        <w:rPr>
-          <w:rFonts w:hint="eastAsia"/>
-          <w:bCs/>
-          <w:iCs/>
-        </w:rPr>
-        <w:t>s</w:t>
-      </w:r>
-      <w:r>
-        <w:rPr>
-          <w:bCs/>
-          <w:iCs/>
-        </w:rPr>
-        <w:t>.</w:t>
-      </w:r>
-    </w:p>
-    <w:p>
-      <w:pPr>
-        <w:pStyle w:val="Bullet"/>
-        <w:spacing w:line="320" w:lineRule="exact"/>
-        <w:rPr>
-          <w:bCs/>
-          <w:iCs/>
-          <w:lang w:eastAsia="zh-CN"/>
-        </w:rPr>
-      </w:pPr>
-      <w:r>
-        <w:rPr>
-          <w:lang w:eastAsia="zh-CN"/>
-        </w:rPr>
-        <w:t>I</w:t>
-      </w:r>
-      <w:r>
-        <w:rPr>
-          <w:bCs/>
-          <w:iCs/>
-          <w:lang w:eastAsia="zh-CN"/>
-        </w:rPr>
-        <w:t xml:space="preserve">mplemented a variable neighborhood search sim-heuristic algorithm to solve the multi-period inventory routing problem under stochastic </w:t>
-      </w:r>
-      <w:r>
-        <w:rPr>
-          <w:bCs/>
-          <w:iCs/>
-          <w:lang w:eastAsia="zh-CN"/>
-        </w:rPr>
-        <w:t xml:space="preserve">spatial distribution and </w:t>
-      </w:r>
-      <w:r>
-        <w:rPr>
-          <w:bCs/>
-          <w:iCs/>
-          <w:lang w:eastAsia="zh-CN"/>
-        </w:rPr>
-        <w:t xml:space="preserve">demands </w:t>
-      </w:r>
-      <w:r>
-        <w:rPr>
-          <w:bCs/>
-          <w:iCs/>
-          <w:lang w:eastAsia="zh-CN"/>
-        </w:rPr>
-        <w:t>in 30 minutes on small scale</w:t>
-      </w:r>
-    </w:p>
-    <w:p>
-      <w:pPr>
-        <w:pStyle w:val="Bullet"/>
-        <w:spacing w:line="320" w:lineRule="exact"/>
-        <w:rPr>
-          <w:bCs/>
-          <w:iCs/>
-          <w:lang w:eastAsia="zh-CN"/>
-        </w:rPr>
-      </w:pPr>
-      <w:r>
-        <w:rPr>
-          <w:bCs/>
-          <w:iCs/>
-          <w:lang w:eastAsia="zh-CN"/>
-        </w:rPr>
-        <w:t>Constructed a distributed decision model based on the stochastic demands, fulfilling regular deliveries on the service level and tracking inventory with a preset standard</w:t>
-      </w:r>
-    </w:p>
-    <w:p>
-      <w:pPr>
-        <w:pStyle w:val="Bullet"/>
-        <w:spacing w:line="320" w:lineRule="exact"/>
-        <w:rPr>
-          <w:lang w:eastAsia="zh-CN"/>
-        </w:rPr>
-      </w:pPr>
-      <w:r>
-        <w:rPr>
-          <w:bCs/>
-          <w:iCs/>
-          <w:lang w:eastAsia="zh-CN"/>
-        </w:rPr>
-        <w:t xml:space="preserve">Implemented a branch and bound algorithm based on the Hungarian method in combination with a </w:t>
-      </w:r>
-      <w:proofErr w:type="spellStart"/>
-      <w:r>
-        <w:rPr>
-          <w:bCs/>
-          <w:iCs/>
-          <w:lang w:eastAsia="zh-CN"/>
-        </w:rPr>
-        <w:t>simplex</w:t>
-      </w:r>
-      <w:proofErr w:type="spellEnd"/>
-      <w:r>
-        <w:rPr>
-          <w:bCs/>
-          <w:iCs/>
-          <w:lang w:eastAsia="zh-CN"/>
-        </w:rPr>
-        <w:t xml:space="preserve"> method for complex networks to minimize the costs of a project</w:t>
-      </w:r>
-      <w:r>
-        <w:rPr>
-          <w:bCs/>
-          <w:iCs/>
-          <w:lang w:eastAsia="zh-CN"/>
-        </w:rPr>
-        <w:t xml:space="preserve"> to build a decision model for the project managers, decreasing the time cost by around 15%</w:t>
-      </w:r>
-    </w:p>
-    <w:p>
-      <w:pPr>
-        <w:pStyle w:val="2"/>
-        <w:spacing w:line="320" w:lineRule="exact"/>
-        <w:jc w:val="left"/>
-      </w:pPr>
-      <w:r>
-        <w:t>Byte Dance</w:t>
-      </w:r>
-      <w:r>
-        <w:t xml:space="preserve"> </w:t>
-      </w:r>
-      <w:r>
-        <w:rPr>
-          <w:rFonts w:hint="eastAsia"/>
-          <w:lang w:eastAsia="zh-CN"/>
-        </w:rPr>
-        <w:t>-</w:t>
-      </w:r>
-      <w:r>
-        <w:rPr>
-          <w:lang w:eastAsia="zh-CN"/>
-        </w:rPr>
-        <w:t xml:space="preserve"> </w:t>
-      </w:r>
-      <w:r>
-        <w:t>AI Engineer Intern</w:t>
-      </w:r>
-      <w:r>
-        <w:tab/>
-      </w:r>
-      <w:r>
-        <w:rPr>
-          <w:b w:val="0"/>
-          <w:bCs/>
-        </w:rPr>
-        <w:t>May 2022</w:t>
-      </w:r>
-      <w:r>
-        <w:rPr>
-          <w:b w:val="0"/>
-          <w:bCs/>
-        </w:rPr>
-        <w:t xml:space="preserve"> to </w:t>
-      </w:r>
-      <w:r>
-        <w:rPr>
-          <w:b w:val="0"/>
-          <w:bCs/>
-        </w:rPr>
-        <w:t>June 2022</w:t>
       </w:r>
     </w:p>
     <w:p>
@@ -1344,410 +1292,1266 @@
         <w:ind w:left="0" w:firstLine="0"/>
         <w:jc w:val="left"/>
       </w:pPr>
-      <w:bookmarkStart w:id="0" w:name="_Hlk155915500"/>
-      <w:r>
-        <w:rPr>
-          <w:rFonts w:hint="eastAsia"/>
-          <w:lang w:eastAsia="zh-CN"/>
-        </w:rPr>
-        <w:t>I</w:t>
-      </w:r>
-      <w:r>
-        <w:t xml:space="preserve">nternet </w:t>
-      </w:r>
-      <w:r>
-        <w:t>tech</w:t>
-      </w:r>
-      <w:r>
-        <w:t xml:space="preserve"> c</w:t>
-      </w:r>
-      <w:r>
-        <w:t>o.</w:t>
-      </w:r>
-      <w:r>
-        <w:t xml:space="preserve"> </w:t>
-      </w:r>
-      <w:bookmarkEnd w:id="0"/>
-      <w:r>
-        <w:t>that operates</w:t>
-      </w:r>
-      <w:r>
-        <w:t xml:space="preserve"> </w:t>
-      </w:r>
-      <w:r>
-        <w:t>machine learning-enabled content platforms</w:t>
-      </w:r>
-      <w:r>
-        <w:t xml:space="preserve"> to d</w:t>
-      </w:r>
-      <w:r>
-        <w:t>evelope</w:t>
-      </w:r>
-      <w:r>
-        <w:t>d</w:t>
-      </w:r>
-      <w:r>
-        <w:rPr>
-          <w:lang w:eastAsia="zh-CN"/>
-        </w:rPr>
-        <w:t xml:space="preserve"> </w:t>
-      </w:r>
-      <w:r>
-        <w:t>AI algorithms</w:t>
-      </w:r>
-      <w:r>
-        <w:t xml:space="preserve"> </w:t>
+      <w:r>
+        <w:rPr>
+          <w:lang w:eastAsia="zh-CN"/>
+        </w:rPr>
+        <w:t>Research Institute Attached to China Mobile</w:t>
+      </w:r>
+      <w:r>
+        <w:t xml:space="preserve"> that </w:t>
+      </w:r>
+      <w:r>
+        <w:t xml:space="preserve">incorporates AI tech into </w:t>
+      </w:r>
+      <w:r>
+        <w:t>specific fields and daily workflow</w:t>
+      </w:r>
+      <w:r>
+        <w:t>s</w:t>
       </w:r>
     </w:p>
     <w:p>
       <w:pPr>
         <w:pStyle w:val="Bullet"/>
         <w:spacing w:line="320" w:lineRule="exact"/>
-      </w:pPr>
-      <w:r>
-        <w:rPr>
-          <w:bCs/>
-          <w:iCs/>
+        <w:rPr>
+          <w:bCs/>
+          <w:iCs/>
+          <w:lang w:eastAsia="zh-CN"/>
+        </w:rPr>
+      </w:pPr>
+      <w:r>
+        <w:rPr>
+          <w:rFonts w:hint="eastAsia"/>
           <w:lang w:eastAsia="zh-CN"/>
         </w:rPr>
         <w:t>B</w:t>
       </w:r>
       <w:r>
         <w:rPr>
-          <w:rFonts w:hint="eastAsia"/>
-          <w:bCs/>
-          <w:iCs/>
-          <w:lang w:eastAsia="zh-CN"/>
-        </w:rPr>
-        <w:t>uilt</w:t>
-      </w:r>
-      <w:r>
-        <w:rPr>
-          <w:rFonts w:hint="eastAsia"/>
-          <w:bCs/>
-          <w:iCs/>
-          <w:lang w:eastAsia="zh-CN"/>
-        </w:rPr>
-        <w:t xml:space="preserve"> an </w:t>
-      </w:r>
-      <w:r>
-        <w:rPr>
-          <w:rFonts w:hint="eastAsia"/>
-          <w:bCs/>
-          <w:iCs/>
-          <w:lang w:eastAsia="zh-CN"/>
-        </w:rPr>
-        <w:t xml:space="preserve">Intelligent </w:t>
-      </w:r>
-      <w:r>
-        <w:rPr>
-          <w:rFonts w:hint="eastAsia"/>
-          <w:bCs/>
-          <w:iCs/>
-          <w:lang w:eastAsia="zh-CN"/>
-        </w:rPr>
-        <w:t xml:space="preserve">Agent based on </w:t>
-      </w:r>
-      <w:proofErr w:type="spellStart"/>
-      <w:r>
-        <w:rPr>
-          <w:rFonts w:hint="eastAsia"/>
+          <w:lang w:eastAsia="zh-CN"/>
+        </w:rPr>
+        <w:t>uil</w:t>
+      </w:r>
+      <w:r>
+        <w:rPr>
+          <w:lang w:eastAsia="zh-CN"/>
+        </w:rPr>
+        <w:t>t</w:t>
+      </w:r>
+      <w:r>
+        <w:rPr>
+          <w:lang w:eastAsia="zh-CN"/>
+        </w:rPr>
+        <w:t xml:space="preserve"> long</w:t>
+      </w:r>
+      <w:r>
+        <w:rPr>
+          <w:lang w:eastAsia="zh-CN"/>
+        </w:rPr>
+        <w:t>-</w:t>
+      </w:r>
+      <w:r>
+        <w:rPr>
+          <w:lang w:eastAsia="zh-CN"/>
+        </w:rPr>
+        <w:t>text generation model and generate</w:t>
+      </w:r>
+      <w:r>
+        <w:rPr>
+          <w:lang w:eastAsia="zh-CN"/>
+        </w:rPr>
+        <w:t>d</w:t>
+      </w:r>
+      <w:r>
+        <w:rPr>
+          <w:lang w:eastAsia="zh-CN"/>
+        </w:rPr>
+        <w:t xml:space="preserve"> the latest industry analysis report</w:t>
+      </w:r>
+      <w:r>
+        <w:rPr>
+          <w:lang w:eastAsia="zh-CN"/>
+        </w:rPr>
+        <w:t xml:space="preserve"> b</w:t>
+      </w:r>
+      <w:r>
+        <w:rPr>
+          <w:lang w:eastAsia="zh-CN"/>
+        </w:rPr>
+        <w:t xml:space="preserve">ased on </w:t>
+      </w:r>
+      <w:r>
+        <w:rPr>
           <w:b/>
-          <w:iCs/>
-          <w:lang w:eastAsia="zh-CN"/>
-        </w:rPr>
-        <w:t>Lang</w:t>
-      </w:r>
-      <w:r>
-        <w:rPr>
-          <w:rFonts w:hint="eastAsia"/>
-          <w:b/>
-          <w:iCs/>
-          <w:lang w:eastAsia="zh-CN"/>
-        </w:rPr>
-        <w:t>C</w:t>
-      </w:r>
-      <w:r>
-        <w:rPr>
-          <w:rFonts w:hint="eastAsia"/>
-          <w:b/>
-          <w:iCs/>
-          <w:lang w:eastAsia="zh-CN"/>
-        </w:rPr>
-        <w:t>hain</w:t>
-      </w:r>
-      <w:proofErr w:type="spellEnd"/>
-      <w:r>
-        <w:rPr>
-          <w:rFonts w:hint="eastAsia"/>
-          <w:bCs/>
-          <w:iCs/>
-          <w:lang w:eastAsia="zh-CN"/>
-        </w:rPr>
-        <w:t>,</w:t>
-      </w:r>
-      <w:r>
-        <w:rPr>
-          <w:rFonts w:hint="eastAsia"/>
-          <w:bCs/>
-          <w:iCs/>
-          <w:lang w:eastAsia="zh-CN"/>
-        </w:rPr>
-        <w:t xml:space="preserve"> </w:t>
-      </w:r>
-      <w:r>
-        <w:rPr>
-          <w:rFonts w:hint="eastAsia"/>
-          <w:b/>
-          <w:iCs/>
-          <w:lang w:eastAsia="zh-CN"/>
-        </w:rPr>
-        <w:t>RAG</w:t>
-      </w:r>
-      <w:r>
-        <w:rPr>
-          <w:rFonts w:hint="eastAsia"/>
-          <w:bCs/>
-          <w:iCs/>
-          <w:lang w:eastAsia="zh-CN"/>
-        </w:rPr>
-        <w:t xml:space="preserve"> and </w:t>
-      </w:r>
-      <w:r>
-        <w:rPr>
-          <w:rFonts w:hint="eastAsia"/>
-          <w:b/>
-          <w:iCs/>
-          <w:lang w:eastAsia="zh-CN"/>
-        </w:rPr>
-        <w:t>LLM</w:t>
-      </w:r>
-      <w:r>
-        <w:rPr>
-          <w:rFonts w:hint="eastAsia"/>
-          <w:bCs/>
-          <w:iCs/>
-          <w:lang w:eastAsia="zh-CN"/>
-        </w:rPr>
-        <w:t xml:space="preserve"> </w:t>
-      </w:r>
-      <w:r>
-        <w:rPr>
-          <w:rFonts w:hint="eastAsia"/>
-          <w:bCs/>
-          <w:iCs/>
-          <w:lang w:eastAsia="zh-CN"/>
-        </w:rPr>
-        <w:t xml:space="preserve">to </w:t>
-      </w:r>
-      <w:r>
-        <w:rPr>
-          <w:bCs/>
-          <w:iCs/>
-          <w:lang w:eastAsia="zh-CN"/>
-        </w:rPr>
-        <w:t xml:space="preserve">accomplish tasks such as parsing and understanding fund announcement data, </w:t>
-      </w:r>
-      <w:r>
-        <w:rPr>
-          <w:bCs/>
-          <w:iCs/>
-          <w:lang w:eastAsia="zh-CN"/>
-        </w:rPr>
-        <w:t>answering</w:t>
-      </w:r>
-      <w:r>
-        <w:rPr>
-          <w:rFonts w:hint="eastAsia"/>
-          <w:bCs/>
-          <w:iCs/>
-          <w:lang w:eastAsia="zh-CN"/>
-        </w:rPr>
-        <w:t xml:space="preserve"> </w:t>
-      </w:r>
-      <w:r>
-        <w:rPr>
-          <w:bCs/>
-          <w:iCs/>
-          <w:lang w:eastAsia="zh-CN"/>
-        </w:rPr>
-        <w:t>user questions</w:t>
-      </w:r>
-      <w:r>
-        <w:rPr>
-          <w:rFonts w:hint="eastAsia"/>
-          <w:bCs/>
-          <w:iCs/>
-          <w:lang w:eastAsia="zh-CN"/>
-        </w:rPr>
-        <w:t xml:space="preserve"> by multi-modality</w:t>
-      </w:r>
-      <w:r>
-        <w:rPr>
-          <w:rFonts w:hint="eastAsia"/>
-          <w:bCs/>
-          <w:iCs/>
-          <w:lang w:eastAsia="zh-CN"/>
-        </w:rPr>
-        <w:t xml:space="preserve"> and accomplished the </w:t>
-      </w:r>
-      <w:r>
-        <w:rPr>
-          <w:rFonts w:hint="eastAsia"/>
-          <w:b/>
-          <w:iCs/>
-          <w:lang w:eastAsia="zh-CN"/>
-        </w:rPr>
-        <w:t>Prompt Engineering</w:t>
-      </w:r>
-      <w:r>
-        <w:rPr>
-          <w:rFonts w:hint="eastAsia"/>
-          <w:bCs/>
-          <w:iCs/>
-          <w:lang w:eastAsia="zh-CN"/>
-        </w:rPr>
-        <w:t xml:space="preserve"> based on </w:t>
-      </w:r>
-      <w:r>
-        <w:rPr>
-          <w:rFonts w:hint="eastAsia"/>
-          <w:b/>
-          <w:iCs/>
-          <w:lang w:eastAsia="zh-CN"/>
-        </w:rPr>
-        <w:t>CO-STAR</w:t>
-      </w:r>
-      <w:r>
-        <w:rPr>
-          <w:rFonts w:hint="eastAsia"/>
-          <w:bCs/>
-          <w:iCs/>
-          <w:lang w:eastAsia="zh-CN"/>
-        </w:rPr>
-        <w:t xml:space="preserve"> principles.</w:t>
+          <w:bCs/>
+          <w:lang w:eastAsia="zh-CN"/>
+        </w:rPr>
+        <w:t>STORM</w:t>
       </w:r>
     </w:p>
     <w:p>
       <w:pPr>
         <w:pStyle w:val="Bullet"/>
         <w:spacing w:line="320" w:lineRule="exact"/>
-      </w:pPr>
-      <w:r>
-        <w:rPr>
-          <w:rFonts w:hint="eastAsia"/>
-          <w:lang w:eastAsia="zh-CN"/>
-        </w:rPr>
-        <w:t>I</w:t>
-      </w:r>
-      <w:r>
-        <w:t xml:space="preserve">mplemented handwritten digits recognition with </w:t>
+        <w:rPr>
+          <w:iCs/>
+          <w:lang w:eastAsia="zh-CN"/>
+        </w:rPr>
+      </w:pPr>
+      <w:r>
+        <w:rPr>
+          <w:lang w:eastAsia="zh-CN"/>
+        </w:rPr>
+        <w:t xml:space="preserve">Implemented </w:t>
       </w:r>
       <w:r>
         <w:rPr>
           <w:b/>
           <w:bCs/>
-        </w:rPr>
-        <w:t>TensorFlow</w:t>
-      </w:r>
-      <w:r>
-        <w:t xml:space="preserve">, the Sequential model in </w:t>
+          <w:lang w:eastAsia="zh-CN"/>
+        </w:rPr>
+        <w:t>Text2SQL</w:t>
+      </w:r>
+      <w:r>
+        <w:rPr>
+          <w:b/>
+          <w:bCs/>
+          <w:lang w:eastAsia="zh-CN"/>
+        </w:rPr>
+        <w:t xml:space="preserve"> </w:t>
+      </w:r>
+      <w:r>
+        <w:rPr>
+          <w:b/>
+          <w:bCs/>
+          <w:lang w:eastAsia="zh-CN"/>
+        </w:rPr>
+        <w:t>Agent</w:t>
+      </w:r>
+      <w:r>
+        <w:rPr>
+          <w:lang w:eastAsia="zh-CN"/>
+        </w:rPr>
+        <w:t xml:space="preserve"> based on</w:t>
+      </w:r>
+      <w:r>
+        <w:rPr>
+          <w:lang w:eastAsia="zh-CN"/>
+        </w:rPr>
+        <w:t xml:space="preserve"> </w:t>
       </w:r>
       <w:proofErr w:type="spellStart"/>
       <w:r>
         <w:rPr>
-          <w:b/>
-          <w:bCs/>
-        </w:rPr>
-        <w:t>Keras</w:t>
+          <w:lang w:eastAsia="zh-CN"/>
+        </w:rPr>
+        <w:t>VannaAI</w:t>
       </w:r>
       <w:proofErr w:type="spellEnd"/>
       <w:r>
-        <w:t>, and</w:t>
-      </w:r>
-      <w:r>
-        <w:t xml:space="preserve"> a </w:t>
-      </w:r>
-      <w:r>
-        <w:t>convolutional neural network</w:t>
-      </w:r>
-      <w:r>
-        <w:t xml:space="preserve"> based on</w:t>
-      </w:r>
-      <w:r>
-        <w:t xml:space="preserve"> </w:t>
-      </w:r>
-      <w:r>
-        <w:t>dark-channel enhanced images</w:t>
+        <w:rPr>
+          <w:lang w:eastAsia="zh-CN"/>
+        </w:rPr>
+        <w:t xml:space="preserve">, </w:t>
+      </w:r>
+      <w:r>
+        <w:rPr>
+          <w:lang w:eastAsia="zh-CN"/>
+        </w:rPr>
+        <w:t>which</w:t>
+      </w:r>
+      <w:r>
+        <w:rPr>
+          <w:lang w:eastAsia="zh-CN"/>
+        </w:rPr>
+        <w:t xml:space="preserve"> used</w:t>
+      </w:r>
+      <w:r>
+        <w:rPr>
+          <w:lang w:eastAsia="zh-CN"/>
+        </w:rPr>
+        <w:t xml:space="preserve"> natural language to query databases</w:t>
       </w:r>
     </w:p>
     <w:p>
       <w:pPr>
         <w:pStyle w:val="Bullet"/>
         <w:spacing w:line="320" w:lineRule="exact"/>
-      </w:pPr>
-      <w:r>
-        <w:rPr>
-          <w:bCs/>
-          <w:iCs/>
-        </w:rPr>
-        <w:t xml:space="preserve">Identified illegal </w:t>
-      </w:r>
-      <w:r>
-        <w:rPr>
-          <w:rFonts w:hint="eastAsia"/>
-          <w:bCs/>
-          <w:iCs/>
-        </w:rPr>
-        <w:t>me</w:t>
-      </w:r>
-      <w:r>
-        <w:rPr>
-          <w:bCs/>
-          <w:iCs/>
-        </w:rPr>
-        <w:t xml:space="preserve">ssages on given websites with a </w:t>
+        <w:rPr>
+          <w:iCs/>
+          <w:lang w:eastAsia="zh-CN"/>
+        </w:rPr>
+      </w:pPr>
+      <w:r>
+        <w:rPr>
+          <w:lang w:eastAsia="zh-CN"/>
+        </w:rPr>
+        <w:t xml:space="preserve">Implemented </w:t>
       </w:r>
       <w:r>
         <w:rPr>
           <w:b/>
-          <w:iCs/>
-        </w:rPr>
-        <w:t>Naive Bayes</w:t>
-      </w:r>
-      <w:r>
-        <w:rPr>
-          <w:bCs/>
-          <w:iCs/>
-        </w:rPr>
-        <w:t xml:space="preserve"> classifie</w:t>
-      </w:r>
-      <w:r>
-        <w:rPr>
-          <w:bCs/>
-          <w:iCs/>
-          <w:lang w:eastAsia="zh-CN"/>
-        </w:rPr>
-        <w:t>r</w:t>
-      </w:r>
-      <w:r>
-        <w:rPr>
-          <w:bCs/>
-          <w:iCs/>
-          <w:lang w:eastAsia="zh-CN"/>
-        </w:rPr>
-        <w:t xml:space="preserve"> achieving around 75% accuracy</w:t>
+          <w:bCs/>
+          <w:lang w:eastAsia="zh-CN"/>
+        </w:rPr>
+        <w:t>Multi-Agent</w:t>
+      </w:r>
+      <w:r>
+        <w:rPr>
+          <w:b/>
+          <w:bCs/>
+          <w:lang w:eastAsia="zh-CN"/>
+        </w:rPr>
+        <w:t xml:space="preserve"> </w:t>
+      </w:r>
+      <w:proofErr w:type="spellStart"/>
+      <w:r>
+        <w:rPr>
+          <w:b/>
+          <w:bCs/>
+          <w:lang w:eastAsia="zh-CN"/>
+        </w:rPr>
+        <w:t>WorkFlow</w:t>
+      </w:r>
+      <w:proofErr w:type="spellEnd"/>
+      <w:r>
+        <w:rPr>
+          <w:b/>
+          <w:bCs/>
+          <w:lang w:eastAsia="zh-CN"/>
+        </w:rPr>
+        <w:t xml:space="preserve"> </w:t>
+      </w:r>
+      <w:r>
+        <w:rPr>
+          <w:lang w:eastAsia="zh-CN"/>
+        </w:rPr>
+        <w:t>based on</w:t>
+      </w:r>
+      <w:r>
+        <w:rPr>
+          <w:b/>
+          <w:bCs/>
+          <w:lang w:eastAsia="zh-CN"/>
+        </w:rPr>
+        <w:t xml:space="preserve"> </w:t>
+      </w:r>
+      <w:proofErr w:type="spellStart"/>
+      <w:r>
+        <w:rPr>
+          <w:b/>
+          <w:bCs/>
+          <w:lang w:eastAsia="zh-CN"/>
+        </w:rPr>
+        <w:t>MetaGPT</w:t>
+      </w:r>
+      <w:proofErr w:type="spellEnd"/>
+      <w:r>
+        <w:rPr>
+          <w:b/>
+          <w:bCs/>
+          <w:lang w:eastAsia="zh-CN"/>
+        </w:rPr>
+        <w:t xml:space="preserve"> </w:t>
+      </w:r>
+      <w:r>
+        <w:rPr>
+          <w:lang w:eastAsia="zh-CN"/>
+        </w:rPr>
+        <w:t>to achieve the natural language programming</w:t>
       </w:r>
     </w:p>
     <w:p>
       <w:pPr>
+        <w:pStyle w:val="2"/>
+        <w:spacing w:line="320" w:lineRule="exact"/>
+        <w:jc w:val="left"/>
+        <w:rPr>
+          <w:b w:val="0"/>
+          <w:bCs/>
+        </w:rPr>
+      </w:pPr>
+      <w:r>
+        <w:t>University of Southern California</w:t>
+      </w:r>
+      <w:r>
+        <w:rPr>
+          <w:rFonts w:hint="eastAsia"/>
+          <w:lang w:eastAsia="zh-CN"/>
+        </w:rPr>
+        <w:t xml:space="preserve"> </w:t>
+      </w:r>
+      <w:r>
+        <w:rPr>
+          <w:lang w:eastAsia="zh-CN"/>
+        </w:rPr>
+        <w:t>–</w:t>
+      </w:r>
+      <w:r>
+        <w:rPr>
+          <w:rFonts w:hint="eastAsia"/>
+          <w:lang w:eastAsia="zh-CN"/>
+        </w:rPr>
+        <w:t xml:space="preserve"> Mach</w:t>
+      </w:r>
+      <w:r>
+        <w:rPr>
+          <w:lang w:eastAsia="zh-CN"/>
+        </w:rPr>
+        <w:t>ine Learning Enginee</w:t>
+      </w:r>
+      <w:r>
+        <w:rPr>
+          <w:lang w:eastAsia="zh-CN"/>
+        </w:rPr>
+        <w:t>r</w:t>
+      </w:r>
+      <w:r>
+        <w:tab/>
+      </w:r>
+      <w:r>
+        <w:rPr>
+          <w:b w:val="0"/>
+          <w:bCs/>
+        </w:rPr>
+        <w:t>April</w:t>
+      </w:r>
+      <w:r>
+        <w:rPr>
+          <w:b w:val="0"/>
+          <w:bCs/>
+        </w:rPr>
+        <w:t xml:space="preserve"> 2024 </w:t>
+      </w:r>
+      <w:r>
+        <w:rPr>
+          <w:b w:val="0"/>
+          <w:bCs/>
+        </w:rPr>
+        <w:t>–</w:t>
+      </w:r>
+      <w:r>
+        <w:rPr>
+          <w:b w:val="0"/>
+          <w:bCs/>
+        </w:rPr>
+        <w:t xml:space="preserve"> Present</w:t>
+      </w:r>
+    </w:p>
+    <w:p>
+      <w:pPr>
+        <w:pStyle w:val="Bullet"/>
+        <w:spacing w:line="320" w:lineRule="exact"/>
+        <w:rPr>
+          <w:bCs/>
+          <w:iCs/>
+          <w:lang w:eastAsia="zh-CN"/>
+        </w:rPr>
+      </w:pPr>
+      <w:r>
+        <w:rPr>
+          <w:rFonts w:hint="eastAsia"/>
+          <w:lang w:eastAsia="zh-CN"/>
+        </w:rPr>
+        <w:t xml:space="preserve">Applied multiple machine/deep </w:t>
+      </w:r>
+      <w:r>
+        <w:rPr>
+          <w:lang w:eastAsia="zh-CN"/>
+        </w:rPr>
+        <w:t>learnin</w:t>
+      </w:r>
+      <w:r>
+        <w:rPr>
+          <w:rFonts w:hint="eastAsia"/>
+          <w:lang w:eastAsia="zh-CN"/>
+        </w:rPr>
+        <w:t xml:space="preserve">g algorithms including </w:t>
+      </w:r>
+      <w:proofErr w:type="spellStart"/>
+      <w:r>
+        <w:rPr>
+          <w:rFonts w:hint="eastAsia"/>
+          <w:b/>
+          <w:bCs/>
+          <w:lang w:eastAsia="zh-CN"/>
+        </w:rPr>
+        <w:t>XGboosting</w:t>
+      </w:r>
+      <w:proofErr w:type="spellEnd"/>
+      <w:r>
+        <w:rPr>
+          <w:rFonts w:hint="eastAsia"/>
+          <w:b/>
+          <w:bCs/>
+          <w:lang w:eastAsia="zh-CN"/>
+        </w:rPr>
+        <w:t xml:space="preserve">, Attention, </w:t>
+      </w:r>
+      <w:r>
+        <w:rPr>
+          <w:b/>
+          <w:bCs/>
+          <w:lang w:eastAsia="zh-CN"/>
+        </w:rPr>
+        <w:t>Mixture</w:t>
+      </w:r>
+      <w:r>
+        <w:rPr>
+          <w:rFonts w:hint="eastAsia"/>
+          <w:b/>
+          <w:bCs/>
+          <w:lang w:eastAsia="zh-CN"/>
+        </w:rPr>
+        <w:t xml:space="preserve"> </w:t>
+      </w:r>
+      <w:r>
+        <w:rPr>
+          <w:rFonts w:hint="eastAsia"/>
+          <w:b/>
+          <w:bCs/>
+          <w:lang w:eastAsia="zh-CN"/>
+        </w:rPr>
+        <w:t>NN</w:t>
+      </w:r>
+      <w:r>
+        <w:rPr>
+          <w:rFonts w:hint="eastAsia"/>
+          <w:lang w:eastAsia="zh-CN"/>
+        </w:rPr>
+        <w:t xml:space="preserve"> </w:t>
+      </w:r>
+      <w:r>
+        <w:rPr>
+          <w:lang w:eastAsia="zh-CN"/>
+        </w:rPr>
+        <w:t>etc.</w:t>
+      </w:r>
+      <w:r>
+        <w:rPr>
+          <w:rFonts w:hint="eastAsia"/>
+          <w:lang w:eastAsia="zh-CN"/>
+        </w:rPr>
+        <w:t xml:space="preserve"> to predict travel time based on travel mode and distances</w:t>
+      </w:r>
+      <w:r>
+        <w:rPr>
+          <w:rFonts w:hint="eastAsia"/>
+          <w:lang w:eastAsia="zh-CN"/>
+        </w:rPr>
+        <w:t xml:space="preserve"> </w:t>
+      </w:r>
+      <w:r>
+        <w:rPr>
+          <w:rFonts w:hint="eastAsia"/>
+          <w:lang w:eastAsia="zh-CN"/>
+        </w:rPr>
+        <w:t xml:space="preserve">and reduce the MSE to </w:t>
+      </w:r>
+      <w:r>
+        <w:rPr>
+          <w:lang w:eastAsia="zh-CN"/>
+        </w:rPr>
+        <w:t>2</w:t>
+      </w:r>
+      <w:r>
+        <w:rPr>
+          <w:rFonts w:hint="eastAsia"/>
+          <w:lang w:eastAsia="zh-CN"/>
+        </w:rPr>
+        <w:t>00 on 4M data</w:t>
+      </w:r>
+    </w:p>
+    <w:p>
+      <w:pPr>
+        <w:pStyle w:val="Bullet"/>
+        <w:spacing w:line="320" w:lineRule="exact"/>
+        <w:rPr>
+          <w:bCs/>
+          <w:iCs/>
+          <w:lang w:eastAsia="zh-CN"/>
+        </w:rPr>
+      </w:pPr>
+      <w:r>
+        <w:rPr>
+          <w:bCs/>
+          <w:iCs/>
+          <w:lang w:eastAsia="zh-CN"/>
+        </w:rPr>
+        <w:t xml:space="preserve">Predicted structured note value-at-risk using </w:t>
+      </w:r>
+      <w:r>
+        <w:rPr>
+          <w:b/>
+          <w:iCs/>
+          <w:lang w:eastAsia="zh-CN"/>
+        </w:rPr>
+        <w:t>LSTM, ARIMA,</w:t>
+      </w:r>
+      <w:r>
+        <w:rPr>
+          <w:b/>
+          <w:iCs/>
+          <w:lang w:eastAsia="zh-CN"/>
+        </w:rPr>
+        <w:t xml:space="preserve"> </w:t>
+      </w:r>
+      <w:proofErr w:type="spellStart"/>
+      <w:r>
+        <w:rPr>
+          <w:b/>
+          <w:iCs/>
+          <w:lang w:eastAsia="zh-CN"/>
+        </w:rPr>
+        <w:t>XGboosting</w:t>
+      </w:r>
+      <w:proofErr w:type="spellEnd"/>
+      <w:r>
+        <w:rPr>
+          <w:bCs/>
+          <w:iCs/>
+          <w:lang w:eastAsia="zh-CN"/>
+        </w:rPr>
+        <w:t>, and multiple deep learning algorithms, with an MSE of 251 on 4</w:t>
+      </w:r>
+      <w:r>
+        <w:rPr>
+          <w:bCs/>
+          <w:iCs/>
+          <w:lang w:eastAsia="zh-CN"/>
+        </w:rPr>
+        <w:t>M</w:t>
+      </w:r>
+      <w:r>
+        <w:rPr>
+          <w:bCs/>
+          <w:iCs/>
+          <w:lang w:eastAsia="zh-CN"/>
+        </w:rPr>
+        <w:t xml:space="preserve"> test data, significantly outperforming baseline model (MSE = 517)</w:t>
+      </w:r>
+    </w:p>
+    <w:p>
+      <w:pPr>
+        <w:pStyle w:val="2"/>
+        <w:spacing w:line="320" w:lineRule="exact"/>
+        <w:jc w:val="left"/>
+        <w:rPr>
+          <w:b w:val="0"/>
+          <w:lang w:eastAsia="zh-CN"/>
+        </w:rPr>
+      </w:pPr>
+      <w:r>
+        <w:t>Shenzhen Research Institute of Big Data</w:t>
+      </w:r>
+      <w:r>
+        <w:rPr>
+          <w:rFonts w:hint="eastAsia"/>
+          <w:lang w:eastAsia="zh-CN"/>
+        </w:rPr>
+        <w:t xml:space="preserve"> </w:t>
+      </w:r>
+      <w:r>
+        <w:t>– Machine Learning Engineer</w:t>
+      </w:r>
+      <w:r>
+        <w:tab/>
+      </w:r>
+      <w:r>
+        <w:rPr>
+          <w:b w:val="0"/>
+          <w:bCs/>
+        </w:rPr>
+        <w:t>Nov</w:t>
+      </w:r>
+      <w:r>
+        <w:rPr>
+          <w:b w:val="0"/>
+          <w:bCs/>
+        </w:rPr>
+        <w:t xml:space="preserve">ember </w:t>
+      </w:r>
+      <w:r>
+        <w:rPr>
+          <w:b w:val="0"/>
+          <w:bCs/>
+        </w:rPr>
+        <w:t>2022 to May 2023</w:t>
+      </w:r>
+    </w:p>
+    <w:p>
+      <w:pPr>
         <w:pStyle w:val="Line"/>
         <w:spacing w:line="320" w:lineRule="exact"/>
-        <w:ind w:left="0" w:firstLine="0"/>
-        <w:rPr>
-          <w:lang w:eastAsia="zh-CN"/>
-        </w:rPr>
-      </w:pPr>
+        <w:jc w:val="left"/>
+        <w:rPr>
+          <w:bCs/>
+          <w:iCs/>
+        </w:rPr>
+      </w:pPr>
+      <w:r>
+        <w:rPr>
+          <w:bCs/>
+          <w:iCs/>
+        </w:rPr>
+        <w:t>I</w:t>
+      </w:r>
+      <w:r>
+        <w:rPr>
+          <w:bCs/>
+          <w:iCs/>
+        </w:rPr>
+        <w:t xml:space="preserve">nstitute that focuses on </w:t>
+      </w:r>
+      <w:r>
+        <w:rPr>
+          <w:bCs/>
+          <w:iCs/>
+        </w:rPr>
+        <w:t xml:space="preserve">research and </w:t>
+      </w:r>
+      <w:r>
+        <w:rPr>
+          <w:bCs/>
+          <w:iCs/>
+        </w:rPr>
+        <w:t>application</w:t>
+      </w:r>
+      <w:r>
+        <w:rPr>
+          <w:bCs/>
+          <w:iCs/>
+        </w:rPr>
+        <w:t>s</w:t>
+      </w:r>
+      <w:r>
+        <w:rPr>
+          <w:bCs/>
+          <w:iCs/>
+        </w:rPr>
+        <w:t xml:space="preserve"> of Big Data. </w:t>
+      </w:r>
+      <w:r>
+        <w:rPr>
+          <w:bCs/>
+          <w:iCs/>
+        </w:rPr>
+        <w:t>Develop</w:t>
+      </w:r>
+      <w:r>
+        <w:rPr>
+          <w:bCs/>
+          <w:iCs/>
+        </w:rPr>
+        <w:t>ed</w:t>
+      </w:r>
+      <w:r>
+        <w:rPr>
+          <w:bCs/>
+          <w:iCs/>
+        </w:rPr>
+        <w:t xml:space="preserve"> </w:t>
+      </w:r>
+      <w:r>
+        <w:rPr>
+          <w:bCs/>
+          <w:iCs/>
+        </w:rPr>
+        <w:t xml:space="preserve">enhanced </w:t>
+      </w:r>
+      <w:r>
+        <w:rPr>
+          <w:bCs/>
+          <w:iCs/>
+        </w:rPr>
+        <w:t>spatial operational</w:t>
+      </w:r>
+      <w:r>
+        <w:rPr>
+          <w:bCs/>
+          <w:iCs/>
+        </w:rPr>
+        <w:t xml:space="preserve"> </w:t>
+      </w:r>
+      <w:r>
+        <w:rPr>
+          <w:bCs/>
+          <w:iCs/>
+        </w:rPr>
+        <w:t>algorithm</w:t>
+      </w:r>
+      <w:r>
+        <w:rPr>
+          <w:rFonts w:hint="eastAsia"/>
+          <w:bCs/>
+          <w:iCs/>
+        </w:rPr>
+        <w:t>s</w:t>
+      </w:r>
+      <w:r>
+        <w:rPr>
+          <w:bCs/>
+          <w:iCs/>
+        </w:rPr>
+        <w:t>.</w:t>
+      </w:r>
+    </w:p>
+    <w:p>
+      <w:pPr>
+        <w:pStyle w:val="Bullet"/>
+        <w:spacing w:line="320" w:lineRule="exact"/>
+        <w:rPr>
+          <w:bCs/>
+          <w:iCs/>
+          <w:lang w:eastAsia="zh-CN"/>
+        </w:rPr>
+      </w:pPr>
+      <w:r>
+        <w:rPr>
+          <w:lang w:eastAsia="zh-CN"/>
+        </w:rPr>
+        <w:t>I</w:t>
+      </w:r>
+      <w:r>
+        <w:rPr>
+          <w:bCs/>
+          <w:iCs/>
+          <w:lang w:eastAsia="zh-CN"/>
+        </w:rPr>
+        <w:t xml:space="preserve">mplemented a variable neighborhood search </w:t>
+      </w:r>
+      <w:r>
+        <w:rPr>
+          <w:b/>
+          <w:iCs/>
+          <w:lang w:eastAsia="zh-CN"/>
+        </w:rPr>
+        <w:t>sim-heuristic</w:t>
+      </w:r>
+      <w:r>
+        <w:rPr>
+          <w:bCs/>
+          <w:iCs/>
+          <w:lang w:eastAsia="zh-CN"/>
+        </w:rPr>
+        <w:t xml:space="preserve"> algorithm to solve the multi-period inventory routing problem under stochastic </w:t>
+      </w:r>
+      <w:r>
+        <w:rPr>
+          <w:bCs/>
+          <w:iCs/>
+          <w:lang w:eastAsia="zh-CN"/>
+        </w:rPr>
+        <w:t xml:space="preserve">spatial distribution and </w:t>
+      </w:r>
+      <w:r>
+        <w:rPr>
+          <w:bCs/>
+          <w:iCs/>
+          <w:lang w:eastAsia="zh-CN"/>
+        </w:rPr>
+        <w:t xml:space="preserve">demands </w:t>
+      </w:r>
+      <w:r>
+        <w:rPr>
+          <w:bCs/>
+          <w:iCs/>
+          <w:lang w:eastAsia="zh-CN"/>
+        </w:rPr>
+        <w:t>in 30 minutes on small scale</w:t>
+      </w:r>
+    </w:p>
+    <w:p>
+      <w:pPr>
+        <w:pStyle w:val="Bullet"/>
+        <w:spacing w:line="320" w:lineRule="exact"/>
+        <w:rPr>
+          <w:bCs/>
+          <w:iCs/>
+          <w:lang w:eastAsia="zh-CN"/>
+        </w:rPr>
+      </w:pPr>
+      <w:r>
+        <w:rPr>
+          <w:bCs/>
+          <w:iCs/>
+          <w:lang w:eastAsia="zh-CN"/>
+        </w:rPr>
+        <w:t xml:space="preserve">Constructed a </w:t>
+      </w:r>
+      <w:r>
+        <w:rPr>
+          <w:b/>
+          <w:iCs/>
+          <w:lang w:eastAsia="zh-CN"/>
+        </w:rPr>
+        <w:t>distributed decision model</w:t>
+      </w:r>
+      <w:r>
+        <w:rPr>
+          <w:bCs/>
+          <w:iCs/>
+          <w:lang w:eastAsia="zh-CN"/>
+        </w:rPr>
+        <w:t xml:space="preserve"> based on the stochastic demands, fulfilling regular deliveries on the service level and tracking inventory with a preset standard</w:t>
+      </w:r>
+    </w:p>
+    <w:p>
+      <w:pPr>
+        <w:pStyle w:val="Bullet"/>
+        <w:spacing w:line="320" w:lineRule="exact"/>
+        <w:rPr>
+          <w:lang w:eastAsia="zh-CN"/>
+        </w:rPr>
+      </w:pPr>
+      <w:r>
+        <w:rPr>
+          <w:bCs/>
+          <w:iCs/>
+          <w:lang w:eastAsia="zh-CN"/>
+        </w:rPr>
+        <w:t xml:space="preserve">Implemented a branch and bound algorithm based on the </w:t>
+      </w:r>
+      <w:r>
+        <w:rPr>
+          <w:b/>
+          <w:iCs/>
+          <w:lang w:eastAsia="zh-CN"/>
+        </w:rPr>
+        <w:t>Hungarian method</w:t>
+      </w:r>
+      <w:r>
+        <w:rPr>
+          <w:bCs/>
+          <w:iCs/>
+          <w:lang w:eastAsia="zh-CN"/>
+        </w:rPr>
+        <w:t xml:space="preserve"> in combination with a </w:t>
+      </w:r>
+      <w:proofErr w:type="spellStart"/>
+      <w:r>
+        <w:rPr>
+          <w:bCs/>
+          <w:iCs/>
+          <w:lang w:eastAsia="zh-CN"/>
+        </w:rPr>
+        <w:t>simplex</w:t>
+      </w:r>
+      <w:proofErr w:type="spellEnd"/>
+      <w:r>
+        <w:rPr>
+          <w:bCs/>
+          <w:iCs/>
+          <w:lang w:eastAsia="zh-CN"/>
+        </w:rPr>
+        <w:t xml:space="preserve"> method for complex networks to minimize the costs of a project</w:t>
+      </w:r>
+      <w:r>
+        <w:rPr>
+          <w:bCs/>
+          <w:iCs/>
+          <w:lang w:eastAsia="zh-CN"/>
+        </w:rPr>
+        <w:t xml:space="preserve"> to build a decision model for the project managers, decreasing the time cost by around 15%</w:t>
+      </w:r>
+    </w:p>
+    <w:p>
+      <w:pPr>
+        <w:pStyle w:val="2"/>
+        <w:spacing w:line="320" w:lineRule="exact"/>
+        <w:jc w:val="left"/>
+      </w:pPr>
+      <w:r>
+        <w:t>Byte Dance</w:t>
+      </w:r>
+      <w:r>
+        <w:t xml:space="preserve"> (TikTok)</w:t>
+      </w:r>
+      <w:r>
+        <w:t xml:space="preserve"> </w:t>
+      </w:r>
+      <w:r>
+        <w:rPr>
+          <w:rFonts w:hint="eastAsia"/>
+          <w:lang w:eastAsia="zh-CN"/>
+        </w:rPr>
+        <w:t>-</w:t>
+      </w:r>
+      <w:r>
+        <w:rPr>
+          <w:lang w:eastAsia="zh-CN"/>
+        </w:rPr>
+        <w:t xml:space="preserve"> </w:t>
+      </w:r>
+      <w:r>
+        <w:t>AI Engineer Intern</w:t>
+      </w:r>
+      <w:r>
+        <w:tab/>
+      </w:r>
+      <w:r>
+        <w:rPr>
+          <w:b w:val="0"/>
+          <w:bCs/>
+        </w:rPr>
+        <w:t>May 2022</w:t>
+      </w:r>
+      <w:r>
+        <w:rPr>
+          <w:b w:val="0"/>
+          <w:bCs/>
+        </w:rPr>
+        <w:t xml:space="preserve"> to </w:t>
+      </w:r>
+      <w:r>
+        <w:rPr>
+          <w:b w:val="0"/>
+          <w:bCs/>
+        </w:rPr>
+        <w:t>June 2022</w:t>
+      </w:r>
+    </w:p>
+    <w:p>
+      <w:pPr>
+        <w:pStyle w:val="Bullet"/>
+        <w:spacing w:line="320" w:lineRule="exact"/>
+      </w:pPr>
+      <w:r>
+        <w:rPr>
+          <w:bCs/>
+          <w:iCs/>
+          <w:lang w:eastAsia="zh-CN"/>
+        </w:rPr>
+        <w:t>B</w:t>
+      </w:r>
+      <w:r>
+        <w:rPr>
+          <w:rFonts w:hint="eastAsia"/>
+          <w:bCs/>
+          <w:iCs/>
+          <w:lang w:eastAsia="zh-CN"/>
+        </w:rPr>
+        <w:t>uilt</w:t>
+      </w:r>
+      <w:r>
+        <w:rPr>
+          <w:rFonts w:hint="eastAsia"/>
+          <w:bCs/>
+          <w:iCs/>
+          <w:lang w:eastAsia="zh-CN"/>
+        </w:rPr>
+        <w:t xml:space="preserve"> an </w:t>
+      </w:r>
+      <w:r>
+        <w:rPr>
+          <w:rFonts w:hint="eastAsia"/>
+          <w:bCs/>
+          <w:iCs/>
+          <w:lang w:eastAsia="zh-CN"/>
+        </w:rPr>
+        <w:t xml:space="preserve">Intelligent </w:t>
+      </w:r>
+      <w:r>
+        <w:rPr>
+          <w:rFonts w:hint="eastAsia"/>
+          <w:bCs/>
+          <w:iCs/>
+          <w:lang w:eastAsia="zh-CN"/>
+        </w:rPr>
+        <w:t xml:space="preserve">Agent based on </w:t>
+      </w:r>
+      <w:proofErr w:type="spellStart"/>
+      <w:r>
+        <w:rPr>
+          <w:rFonts w:hint="eastAsia"/>
+          <w:b/>
+          <w:iCs/>
+          <w:lang w:eastAsia="zh-CN"/>
+        </w:rPr>
+        <w:t>Lang</w:t>
+      </w:r>
+      <w:r>
+        <w:rPr>
+          <w:rFonts w:hint="eastAsia"/>
+          <w:b/>
+          <w:iCs/>
+          <w:lang w:eastAsia="zh-CN"/>
+        </w:rPr>
+        <w:t>C</w:t>
+      </w:r>
+      <w:r>
+        <w:rPr>
+          <w:rFonts w:hint="eastAsia"/>
+          <w:b/>
+          <w:iCs/>
+          <w:lang w:eastAsia="zh-CN"/>
+        </w:rPr>
+        <w:t>hain</w:t>
+      </w:r>
+      <w:proofErr w:type="spellEnd"/>
+      <w:r>
+        <w:rPr>
+          <w:rFonts w:hint="eastAsia"/>
+          <w:bCs/>
+          <w:iCs/>
+          <w:lang w:eastAsia="zh-CN"/>
+        </w:rPr>
+        <w:t>,</w:t>
+      </w:r>
+      <w:r>
+        <w:rPr>
+          <w:rFonts w:hint="eastAsia"/>
+          <w:bCs/>
+          <w:iCs/>
+          <w:lang w:eastAsia="zh-CN"/>
+        </w:rPr>
+        <w:t xml:space="preserve"> </w:t>
+      </w:r>
+      <w:r>
+        <w:rPr>
+          <w:rFonts w:hint="eastAsia"/>
+          <w:b/>
+          <w:iCs/>
+          <w:lang w:eastAsia="zh-CN"/>
+        </w:rPr>
+        <w:t>RAG</w:t>
+      </w:r>
+      <w:r>
+        <w:rPr>
+          <w:rFonts w:hint="eastAsia"/>
+          <w:bCs/>
+          <w:iCs/>
+          <w:lang w:eastAsia="zh-CN"/>
+        </w:rPr>
+        <w:t xml:space="preserve"> and </w:t>
+      </w:r>
+      <w:r>
+        <w:rPr>
+          <w:rFonts w:hint="eastAsia"/>
+          <w:b/>
+          <w:iCs/>
+          <w:lang w:eastAsia="zh-CN"/>
+        </w:rPr>
+        <w:t>LLM</w:t>
+      </w:r>
+      <w:r>
+        <w:rPr>
+          <w:rFonts w:hint="eastAsia"/>
+          <w:bCs/>
+          <w:iCs/>
+          <w:lang w:eastAsia="zh-CN"/>
+        </w:rPr>
+        <w:t xml:space="preserve"> </w:t>
+      </w:r>
+      <w:r>
+        <w:rPr>
+          <w:rFonts w:hint="eastAsia"/>
+          <w:bCs/>
+          <w:iCs/>
+          <w:lang w:eastAsia="zh-CN"/>
+        </w:rPr>
+        <w:t xml:space="preserve">to </w:t>
+      </w:r>
+      <w:r>
+        <w:rPr>
+          <w:bCs/>
+          <w:iCs/>
+          <w:lang w:eastAsia="zh-CN"/>
+        </w:rPr>
+        <w:t xml:space="preserve">accomplish tasks such as parsing and understanding fund announcement data, </w:t>
+      </w:r>
+      <w:r>
+        <w:rPr>
+          <w:bCs/>
+          <w:iCs/>
+          <w:lang w:eastAsia="zh-CN"/>
+        </w:rPr>
+        <w:t>answering</w:t>
+      </w:r>
+      <w:r>
+        <w:rPr>
+          <w:rFonts w:hint="eastAsia"/>
+          <w:bCs/>
+          <w:iCs/>
+          <w:lang w:eastAsia="zh-CN"/>
+        </w:rPr>
+        <w:t xml:space="preserve"> </w:t>
+      </w:r>
+      <w:r>
+        <w:rPr>
+          <w:bCs/>
+          <w:iCs/>
+          <w:lang w:eastAsia="zh-CN"/>
+        </w:rPr>
+        <w:t>user questions</w:t>
+      </w:r>
+      <w:r>
+        <w:rPr>
+          <w:rFonts w:hint="eastAsia"/>
+          <w:bCs/>
+          <w:iCs/>
+          <w:lang w:eastAsia="zh-CN"/>
+        </w:rPr>
+        <w:t xml:space="preserve"> by multi-modality</w:t>
+      </w:r>
+      <w:r>
+        <w:rPr>
+          <w:rFonts w:hint="eastAsia"/>
+          <w:bCs/>
+          <w:iCs/>
+          <w:lang w:eastAsia="zh-CN"/>
+        </w:rPr>
+        <w:t xml:space="preserve"> and accomplished the </w:t>
+      </w:r>
+      <w:r>
+        <w:rPr>
+          <w:rFonts w:hint="eastAsia"/>
+          <w:b/>
+          <w:iCs/>
+          <w:lang w:eastAsia="zh-CN"/>
+        </w:rPr>
+        <w:t>Prompt Engineering</w:t>
+      </w:r>
+      <w:r>
+        <w:rPr>
+          <w:rFonts w:hint="eastAsia"/>
+          <w:bCs/>
+          <w:iCs/>
+          <w:lang w:eastAsia="zh-CN"/>
+        </w:rPr>
+        <w:t xml:space="preserve"> based on </w:t>
+      </w:r>
+      <w:r>
+        <w:rPr>
+          <w:rFonts w:hint="eastAsia"/>
+          <w:b/>
+          <w:iCs/>
+          <w:lang w:eastAsia="zh-CN"/>
+        </w:rPr>
+        <w:t>CO-STAR</w:t>
+      </w:r>
+      <w:r>
+        <w:rPr>
+          <w:rFonts w:hint="eastAsia"/>
+          <w:bCs/>
+          <w:iCs/>
+          <w:lang w:eastAsia="zh-CN"/>
+        </w:rPr>
+        <w:t xml:space="preserve"> principles.</w:t>
+      </w:r>
+    </w:p>
+    <w:p>
+      <w:pPr>
+        <w:pStyle w:val="Bullet"/>
+        <w:spacing w:line="320" w:lineRule="exact"/>
+      </w:pPr>
+      <w:r>
+        <w:rPr>
+          <w:rFonts w:hint="eastAsia"/>
+          <w:lang w:eastAsia="zh-CN"/>
+        </w:rPr>
+        <w:t>I</w:t>
+      </w:r>
+      <w:r>
+        <w:t xml:space="preserve">mplemented handwritten digits recognition with </w:t>
+      </w:r>
+      <w:r>
+        <w:rPr>
+          <w:b/>
+          <w:bCs/>
+        </w:rPr>
+        <w:t>TensorFlow</w:t>
+      </w:r>
+      <w:r>
+        <w:t xml:space="preserve">, the Sequential model in </w:t>
+      </w:r>
+      <w:proofErr w:type="spellStart"/>
+      <w:r>
+        <w:rPr>
+          <w:b/>
+          <w:bCs/>
+        </w:rPr>
+        <w:t>Keras</w:t>
+      </w:r>
+      <w:proofErr w:type="spellEnd"/>
+      <w:r>
+        <w:t>, and</w:t>
+      </w:r>
+      <w:r>
+        <w:t xml:space="preserve"> a </w:t>
+      </w:r>
+      <w:r>
+        <w:t>convolutional neural network</w:t>
+      </w:r>
+      <w:r>
+        <w:t xml:space="preserve"> based on</w:t>
+      </w:r>
+      <w:r>
+        <w:t xml:space="preserve"> </w:t>
+      </w:r>
+      <w:r>
+        <w:t>dark-channel enhanced images</w:t>
+      </w:r>
+    </w:p>
+    <w:p>
+      <w:pPr>
+        <w:pStyle w:val="Bullet"/>
+        <w:spacing w:line="320" w:lineRule="exact"/>
+      </w:pPr>
+      <w:r>
+        <w:rPr>
+          <w:bCs/>
+          <w:iCs/>
+        </w:rPr>
+        <w:t xml:space="preserve">Identified illegal </w:t>
+      </w:r>
+      <w:r>
+        <w:rPr>
+          <w:rFonts w:hint="eastAsia"/>
+          <w:bCs/>
+          <w:iCs/>
+        </w:rPr>
+        <w:t>me</w:t>
+      </w:r>
+      <w:r>
+        <w:rPr>
+          <w:bCs/>
+          <w:iCs/>
+        </w:rPr>
+        <w:t xml:space="preserve">ssages on given websites with a </w:t>
+      </w:r>
+      <w:r>
+        <w:rPr>
+          <w:b/>
+          <w:iCs/>
+        </w:rPr>
+        <w:t>Naive Bayes</w:t>
+      </w:r>
+      <w:r>
+        <w:rPr>
+          <w:bCs/>
+          <w:iCs/>
+        </w:rPr>
+        <w:t xml:space="preserve"> classifie</w:t>
+      </w:r>
+      <w:r>
+        <w:rPr>
+          <w:bCs/>
+          <w:iCs/>
+          <w:lang w:eastAsia="zh-CN"/>
+        </w:rPr>
+        <w:t>r</w:t>
+      </w:r>
+      <w:r>
+        <w:rPr>
+          <w:bCs/>
+          <w:iCs/>
+          <w:lang w:eastAsia="zh-CN"/>
+        </w:rPr>
+        <w:t xml:space="preserve"> achieving around 75% accuracy</w:t>
+      </w:r>
     </w:p>
     <w:sectPr>
       <w:pgSz w:w="12240" w:h="15840"/>
@@ -1760,7 +2564,7 @@
 </file>
 
 <file path=word/numbering.xml><?xml version="1.0" encoding="utf-8"?>
-<w:numbering xmlns:wpc="http://schemas.microsoft.com/office/word/2010/wordprocessingCanvas" xmlns:cx="http://schemas.microsoft.com/office/drawing/2014/chartex" xmlns:cx1="http://schemas.microsoft.com/office/drawing/2015/9/8/chartex" xmlns:cx2="http://schemas.microsoft.com/office/drawing/2015/10/21/chartex" xmlns:cx3="http://schemas.microsoft.com/office/drawing/2016/5/9/chartex" xmlns:cx4="http://schemas.microsoft.com/office/drawing/2016/5/10/chartex" xmlns:cx5="http://schemas.microsoft.com/office/drawing/2016/5/11/chartex" xmlns:cx6="http://schemas.microsoft.com/office/drawing/2016/5/12/chartex" xmlns:cx7="http://schemas.microsoft.com/office/drawing/2016/5/13/chartex" xmlns:cx8="http://schemas.microsoft.com/office/drawing/2016/5/14/chartex" xmlns:mc="http://schemas.openxmlformats.org/markup-compatibility/2006" xmlns:aink="http://schemas.microsoft.com/office/drawing/2016/ink" xmlns:am3d="http://schemas.microsoft.com/office/drawing/2017/model3d" xmlns:o="urn:schemas-microsoft-com:office:office" xmlns:oel="http://schemas.microsoft.com/office/2019/extlst" xmlns:r="http://schemas.openxmlformats.org/officeDocument/2006/relationships" xmlns:m="http://schemas.openxmlformats.org/officeDocument/2006/math" xmlns:v="urn:schemas-microsoft-com:vml" xmlns:wp14="http://schemas.microsoft.com/office/word/2010/wordprocessingDrawing" xmlns:wp="http://schemas.openxmlformats.org/drawingml/2006/wordprocessingDrawing" xmlns:w10="urn:schemas-microsoft-com:office:word" xmlns:w="http://schemas.openxmlformats.org/wordprocessingml/2006/main" xmlns:w14="http://schemas.microsoft.com/office/word/2010/wordml" xmlns:w15="http://schemas.microsoft.com/office/word/2012/wordml" xmlns:w16cex="http://schemas.microsoft.com/office/word/2018/wordml/cex" xmlns:w16cid="http://schemas.microsoft.com/office/word/2016/wordml/cid" xmlns:w16="http://schemas.microsoft.com/office/word/2018/wordml" xmlns:w16sdtdh="http://schemas.microsoft.com/office/word/2020/wordml/sdtdatahash" xmlns:w16se="http://schemas.microsoft.com/office/word/2015/wordml/symex" xmlns:wpg="http://schemas.microsoft.com/office/word/2010/wordprocessingGroup" xmlns:wpi="http://schemas.microsoft.com/office/word/2010/wordprocessingInk" xmlns:wne="http://schemas.microsoft.com/office/word/2006/wordml" xmlns:wps="http://schemas.microsoft.com/office/word/2010/wordprocessingShape" mc:Ignorable="w14 w15 w16se w16cid w16 w16cex w16sdtdh wp14">
+<w:numbering xmlns:wpc="http://schemas.microsoft.com/office/word/2010/wordprocessingCanvas" xmlns:cx="http://schemas.microsoft.com/office/drawing/2014/chartex" xmlns:cx1="http://schemas.microsoft.com/office/drawing/2015/9/8/chartex" xmlns:cx2="http://schemas.microsoft.com/office/drawing/2015/10/21/chartex" xmlns:cx3="http://schemas.microsoft.com/office/drawing/2016/5/9/chartex" xmlns:cx4="http://schemas.microsoft.com/office/drawing/2016/5/10/chartex" xmlns:cx5="http://schemas.microsoft.com/office/drawing/2016/5/11/chartex" xmlns:cx6="http://schemas.microsoft.com/office/drawing/2016/5/12/chartex" xmlns:cx7="http://schemas.microsoft.com/office/drawing/2016/5/13/chartex" xmlns:cx8="http://schemas.microsoft.com/office/drawing/2016/5/14/chartex" xmlns:mc="http://schemas.openxmlformats.org/markup-compatibility/2006" xmlns:aink="http://schemas.microsoft.com/office/drawing/2016/ink" xmlns:am3d="http://schemas.microsoft.com/office/drawing/2017/model3d" xmlns:o="urn:schemas-microsoft-com:office:office" xmlns:oel="http://schemas.microsoft.com/office/2019/extlst" xmlns:r="http://schemas.openxmlformats.org/officeDocument/2006/relationships" xmlns:m="http://schemas.openxmlformats.org/officeDocument/2006/math" xmlns:v="urn:schemas-microsoft-com:vml" xmlns:wp14="http://schemas.microsoft.com/office/word/2010/wordprocessingDrawing" xmlns:wp="http://schemas.openxmlformats.org/drawingml/2006/wordprocessingDrawing" xmlns:w10="urn:schemas-microsoft-com:office:word" xmlns:w="http://schemas.openxmlformats.org/wordprocessingml/2006/main" xmlns:w14="http://schemas.microsoft.com/office/word/2010/wordml" xmlns:w15="http://schemas.microsoft.com/office/word/2012/wordml" xmlns:w16cex="http://schemas.microsoft.com/office/word/2018/wordml/cex" xmlns:w16cid="http://schemas.microsoft.com/office/word/2016/wordml/cid" xmlns:w16="http://schemas.microsoft.com/office/word/2018/wordml" xmlns:w16du="http://schemas.microsoft.com/office/word/2023/wordml/word16du" xmlns:w16sdtdh="http://schemas.microsoft.com/office/word/2020/wordml/sdtdatahash" xmlns:w16se="http://schemas.microsoft.com/office/word/2015/wordml/symex" xmlns:wpg="http://schemas.microsoft.com/office/word/2010/wordprocessingGroup" xmlns:wpi="http://schemas.microsoft.com/office/word/2010/wordprocessingInk" xmlns:wne="http://schemas.microsoft.com/office/word/2006/wordml" xmlns:wps="http://schemas.microsoft.com/office/word/2010/wordprocessingShape" mc:Ignorable="w14 w15 w16se w16cid w16 w16cex w16sdtdh w16du wp14">
   <w:abstractNum w:abstractNumId="0" w15:restartNumberingAfterBreak="0">
     <w:nsid w:val="1D283523"/>
     <w:multiLevelType w:val="hybridMultilevel"/>
@@ -1988,6 +2792,92 @@
     </w:lvl>
   </w:abstractNum>
   <w:abstractNum w:abstractNumId="2" w15:restartNumberingAfterBreak="0">
+    <w:nsid w:val="262A58D0"/>
+    <w:multiLevelType w:val="hybridMultilevel"/>
+    <w:tmpl w:val="C01A496A"/>
+    <w:lvl w:ilvl="0" w:tplc="0409000F">
+      <w:start w:val="1"/>
+      <w:numFmt w:val="decimal"/>
+      <w:lvlText w:val="%1."/>
+      <w:lvlJc w:val="left"/>
+      <w:pPr>
+        <w:ind w:left="440" w:hanging="440"/>
+      </w:pPr>
+    </w:lvl>
+    <w:lvl w:ilvl="1" w:tplc="04090019" w:tentative="1">
+      <w:start w:val="1"/>
+      <w:numFmt w:val="lowerLetter"/>
+      <w:lvlText w:val="%2)"/>
+      <w:lvlJc w:val="left"/>
+      <w:pPr>
+        <w:ind w:left="880" w:hanging="440"/>
+      </w:pPr>
+    </w:lvl>
+    <w:lvl w:ilvl="2" w:tplc="0409001B" w:tentative="1">
+      <w:start w:val="1"/>
+      <w:numFmt w:val="lowerRoman"/>
+      <w:lvlText w:val="%3."/>
+      <w:lvlJc w:val="right"/>
+      <w:pPr>
+        <w:ind w:left="1320" w:hanging="440"/>
+      </w:pPr>
+    </w:lvl>
+    <w:lvl w:ilvl="3" w:tplc="0409000F" w:tentative="1">
+      <w:start w:val="1"/>
+      <w:numFmt w:val="decimal"/>
+      <w:lvlText w:val="%4."/>
+      <w:lvlJc w:val="left"/>
+      <w:pPr>
+        <w:ind w:left="1760" w:hanging="440"/>
+      </w:pPr>
+    </w:lvl>
+    <w:lvl w:ilvl="4" w:tplc="04090019" w:tentative="1">
+      <w:start w:val="1"/>
+      <w:numFmt w:val="lowerLetter"/>
+      <w:lvlText w:val="%5)"/>
+      <w:lvlJc w:val="left"/>
+      <w:pPr>
+        <w:ind w:left="2200" w:hanging="440"/>
+      </w:pPr>
+    </w:lvl>
+    <w:lvl w:ilvl="5" w:tplc="0409001B" w:tentative="1">
+      <w:start w:val="1"/>
+      <w:numFmt w:val="lowerRoman"/>
+      <w:lvlText w:val="%6."/>
+      <w:lvlJc w:val="right"/>
+      <w:pPr>
+        <w:ind w:left="2640" w:hanging="440"/>
+      </w:pPr>
+    </w:lvl>
+    <w:lvl w:ilvl="6" w:tplc="0409000F" w:tentative="1">
+      <w:start w:val="1"/>
+      <w:numFmt w:val="decimal"/>
+      <w:lvlText w:val="%7."/>
+      <w:lvlJc w:val="left"/>
+      <w:pPr>
+        <w:ind w:left="3080" w:hanging="440"/>
+      </w:pPr>
+    </w:lvl>
+    <w:lvl w:ilvl="7" w:tplc="04090019" w:tentative="1">
+      <w:start w:val="1"/>
+      <w:numFmt w:val="lowerLetter"/>
+      <w:lvlText w:val="%8)"/>
+      <w:lvlJc w:val="left"/>
+      <w:pPr>
+        <w:ind w:left="3520" w:hanging="440"/>
+      </w:pPr>
+    </w:lvl>
+    <w:lvl w:ilvl="8" w:tplc="0409001B" w:tentative="1">
+      <w:start w:val="1"/>
+      <w:numFmt w:val="lowerRoman"/>
+      <w:lvlText w:val="%9."/>
+      <w:lvlJc w:val="right"/>
+      <w:pPr>
+        <w:ind w:left="3960" w:hanging="440"/>
+      </w:pPr>
+    </w:lvl>
+  </w:abstractNum>
+  <w:abstractNum w:abstractNumId="3" w15:restartNumberingAfterBreak="0">
     <w:nsid w:val="2CD7693E"/>
     <w:multiLevelType w:val="hybridMultilevel"/>
     <w:tmpl w:val="B7386F62"/>
@@ -2101,7 +2991,7 @@
       </w:rPr>
     </w:lvl>
   </w:abstractNum>
-  <w:abstractNum w:abstractNumId="3" w15:restartNumberingAfterBreak="0">
+  <w:abstractNum w:abstractNumId="4" w15:restartNumberingAfterBreak="0">
     <w:nsid w:val="47246961"/>
     <w:multiLevelType w:val="hybridMultilevel"/>
     <w:tmpl w:val="F656CE7C"/>
@@ -2214,7 +3104,120 @@
       </w:rPr>
     </w:lvl>
   </w:abstractNum>
-  <w:abstractNum w:abstractNumId="4" w15:restartNumberingAfterBreak="0">
+  <w:abstractNum w:abstractNumId="5" w15:restartNumberingAfterBreak="0">
+    <w:nsid w:val="48453EA3"/>
+    <w:multiLevelType w:val="hybridMultilevel"/>
+    <w:tmpl w:val="5C024D28"/>
+    <w:lvl w:ilvl="0" w:tplc="04090001">
+      <w:start w:val="1"/>
+      <w:numFmt w:val="bullet"/>
+      <w:lvlText w:val=""/>
+      <w:lvlJc w:val="left"/>
+      <w:pPr>
+        <w:ind w:left="880" w:hanging="440"/>
+      </w:pPr>
+      <w:rPr>
+        <w:rFonts w:ascii="Symbol" w:hAnsi="Symbol" w:hint="default"/>
+      </w:rPr>
+    </w:lvl>
+    <w:lvl w:ilvl="1" w:tplc="04090003" w:tentative="1">
+      <w:start w:val="1"/>
+      <w:numFmt w:val="bullet"/>
+      <w:lvlText w:val=""/>
+      <w:lvlJc w:val="left"/>
+      <w:pPr>
+        <w:ind w:left="1320" w:hanging="440"/>
+      </w:pPr>
+      <w:rPr>
+        <w:rFonts w:ascii="Wingdings" w:hAnsi="Wingdings" w:hint="default"/>
+      </w:rPr>
+    </w:lvl>
+    <w:lvl w:ilvl="2" w:tplc="04090005" w:tentative="1">
+      <w:start w:val="1"/>
+      <w:numFmt w:val="bullet"/>
+      <w:lvlText w:val=""/>
+      <w:lvlJc w:val="left"/>
+      <w:pPr>
+        <w:ind w:left="1760" w:hanging="440"/>
+      </w:pPr>
+      <w:rPr>
+        <w:rFonts w:ascii="Wingdings" w:hAnsi="Wingdings" w:hint="default"/>
+      </w:rPr>
+    </w:lvl>
+    <w:lvl w:ilvl="3" w:tplc="04090001" w:tentative="1">
+      <w:start w:val="1"/>
+      <w:numFmt w:val="bullet"/>
+      <w:lvlText w:val=""/>
+      <w:lvlJc w:val="left"/>
+      <w:pPr>
+        <w:ind w:left="2200" w:hanging="440"/>
+      </w:pPr>
+      <w:rPr>
+        <w:rFonts w:ascii="Wingdings" w:hAnsi="Wingdings" w:hint="default"/>
+      </w:rPr>
+    </w:lvl>
+    <w:lvl w:ilvl="4" w:tplc="04090003" w:tentative="1">
+      <w:start w:val="1"/>
+      <w:numFmt w:val="bullet"/>
+      <w:lvlText w:val=""/>
+      <w:lvlJc w:val="left"/>
+      <w:pPr>
+        <w:ind w:left="2640" w:hanging="440"/>
+      </w:pPr>
+      <w:rPr>
+        <w:rFonts w:ascii="Wingdings" w:hAnsi="Wingdings" w:hint="default"/>
+      </w:rPr>
+    </w:lvl>
+    <w:lvl w:ilvl="5" w:tplc="04090005" w:tentative="1">
+      <w:start w:val="1"/>
+      <w:numFmt w:val="bullet"/>
+      <w:lvlText w:val=""/>
+      <w:lvlJc w:val="left"/>
+      <w:pPr>
+        <w:ind w:left="3080" w:hanging="440"/>
+      </w:pPr>
+      <w:rPr>
+        <w:rFonts w:ascii="Wingdings" w:hAnsi="Wingdings" w:hint="default"/>
+      </w:rPr>
+    </w:lvl>
+    <w:lvl w:ilvl="6" w:tplc="04090001" w:tentative="1">
+      <w:start w:val="1"/>
+      <w:numFmt w:val="bullet"/>
+      <w:lvlText w:val=""/>
+      <w:lvlJc w:val="left"/>
+      <w:pPr>
+        <w:ind w:left="3520" w:hanging="440"/>
+      </w:pPr>
+      <w:rPr>
+        <w:rFonts w:ascii="Wingdings" w:hAnsi="Wingdings" w:hint="default"/>
+      </w:rPr>
+    </w:lvl>
+    <w:lvl w:ilvl="7" w:tplc="04090003" w:tentative="1">
+      <w:start w:val="1"/>
+      <w:numFmt w:val="bullet"/>
+      <w:lvlText w:val=""/>
+      <w:lvlJc w:val="left"/>
+      <w:pPr>
+        <w:ind w:left="3960" w:hanging="440"/>
+      </w:pPr>
+      <w:rPr>
+        <w:rFonts w:ascii="Wingdings" w:hAnsi="Wingdings" w:hint="default"/>
+      </w:rPr>
+    </w:lvl>
+    <w:lvl w:ilvl="8" w:tplc="04090005" w:tentative="1">
+      <w:start w:val="1"/>
+      <w:numFmt w:val="bullet"/>
+      <w:lvlText w:val=""/>
+      <w:lvlJc w:val="left"/>
+      <w:pPr>
+        <w:ind w:left="4400" w:hanging="440"/>
+      </w:pPr>
+      <w:rPr>
+        <w:rFonts w:ascii="Wingdings" w:hAnsi="Wingdings" w:hint="default"/>
+      </w:rPr>
+    </w:lvl>
+  </w:abstractNum>
+  <w:abstractNum w:abstractNumId="6" w15:restartNumberingAfterBreak="0">
     <w:nsid w:val="53110175"/>
     <w:multiLevelType w:val="hybridMultilevel"/>
     <w:tmpl w:val="880E071A"/>
@@ -2327,26 +3330,148 @@
       </w:rPr>
     </w:lvl>
   </w:abstractNum>
+  <w:abstractNum w:abstractNumId="7" w15:restartNumberingAfterBreak="0">
+    <w:nsid w:val="761B4095"/>
+    <w:multiLevelType w:val="hybridMultilevel"/>
+    <w:tmpl w:val="C1626D94"/>
+    <w:lvl w:ilvl="0" w:tplc="04090001">
+      <w:start w:val="1"/>
+      <w:numFmt w:val="bullet"/>
+      <w:lvlText w:val=""/>
+      <w:lvlJc w:val="left"/>
+      <w:pPr>
+        <w:ind w:left="440" w:hanging="440"/>
+      </w:pPr>
+      <w:rPr>
+        <w:rFonts w:ascii="Wingdings" w:hAnsi="Wingdings" w:hint="default"/>
+      </w:rPr>
+    </w:lvl>
+    <w:lvl w:ilvl="1" w:tplc="04090003" w:tentative="1">
+      <w:start w:val="1"/>
+      <w:numFmt w:val="bullet"/>
+      <w:lvlText w:val=""/>
+      <w:lvlJc w:val="left"/>
+      <w:pPr>
+        <w:ind w:left="880" w:hanging="440"/>
+      </w:pPr>
+      <w:rPr>
+        <w:rFonts w:ascii="Wingdings" w:hAnsi="Wingdings" w:hint="default"/>
+      </w:rPr>
+    </w:lvl>
+    <w:lvl w:ilvl="2" w:tplc="04090005" w:tentative="1">
+      <w:start w:val="1"/>
+      <w:numFmt w:val="bullet"/>
+      <w:lvlText w:val=""/>
+      <w:lvlJc w:val="left"/>
+      <w:pPr>
+        <w:ind w:left="1320" w:hanging="440"/>
+      </w:pPr>
+      <w:rPr>
+        <w:rFonts w:ascii="Wingdings" w:hAnsi="Wingdings" w:hint="default"/>
+      </w:rPr>
+    </w:lvl>
+    <w:lvl w:ilvl="3" w:tplc="04090001" w:tentative="1">
+      <w:start w:val="1"/>
+      <w:numFmt w:val="bullet"/>
+      <w:lvlText w:val=""/>
+      <w:lvlJc w:val="left"/>
+      <w:pPr>
+        <w:ind w:left="1760" w:hanging="440"/>
+      </w:pPr>
+      <w:rPr>
+        <w:rFonts w:ascii="Wingdings" w:hAnsi="Wingdings" w:hint="default"/>
+      </w:rPr>
+    </w:lvl>
+    <w:lvl w:ilvl="4" w:tplc="04090003" w:tentative="1">
+      <w:start w:val="1"/>
+      <w:numFmt w:val="bullet"/>
+      <w:lvlText w:val=""/>
+      <w:lvlJc w:val="left"/>
+      <w:pPr>
+        <w:ind w:left="2200" w:hanging="440"/>
+      </w:pPr>
+      <w:rPr>
+        <w:rFonts w:ascii="Wingdings" w:hAnsi="Wingdings" w:hint="default"/>
+      </w:rPr>
+    </w:lvl>
+    <w:lvl w:ilvl="5" w:tplc="04090005" w:tentative="1">
+      <w:start w:val="1"/>
+      <w:numFmt w:val="bullet"/>
+      <w:lvlText w:val=""/>
+      <w:lvlJc w:val="left"/>
+      <w:pPr>
+        <w:ind w:left="2640" w:hanging="440"/>
+      </w:pPr>
+      <w:rPr>
+        <w:rFonts w:ascii="Wingdings" w:hAnsi="Wingdings" w:hint="default"/>
+      </w:rPr>
+    </w:lvl>
+    <w:lvl w:ilvl="6" w:tplc="04090001" w:tentative="1">
+      <w:start w:val="1"/>
+      <w:numFmt w:val="bullet"/>
+      <w:lvlText w:val=""/>
+      <w:lvlJc w:val="left"/>
+      <w:pPr>
+        <w:ind w:left="3080" w:hanging="440"/>
+      </w:pPr>
+      <w:rPr>
+        <w:rFonts w:ascii="Wingdings" w:hAnsi="Wingdings" w:hint="default"/>
+      </w:rPr>
+    </w:lvl>
+    <w:lvl w:ilvl="7" w:tplc="04090003" w:tentative="1">
+      <w:start w:val="1"/>
+      <w:numFmt w:val="bullet"/>
+      <w:lvlText w:val=""/>
+      <w:lvlJc w:val="left"/>
+      <w:pPr>
+        <w:ind w:left="3520" w:hanging="440"/>
+      </w:pPr>
+      <w:rPr>
+        <w:rFonts w:ascii="Wingdings" w:hAnsi="Wingdings" w:hint="default"/>
+      </w:rPr>
+    </w:lvl>
+    <w:lvl w:ilvl="8" w:tplc="04090005" w:tentative="1">
+      <w:start w:val="1"/>
+      <w:numFmt w:val="bullet"/>
+      <w:lvlText w:val=""/>
+      <w:lvlJc w:val="left"/>
+      <w:pPr>
+        <w:ind w:left="3960" w:hanging="440"/>
+      </w:pPr>
+      <w:rPr>
+        <w:rFonts w:ascii="Wingdings" w:hAnsi="Wingdings" w:hint="default"/>
+      </w:rPr>
+    </w:lvl>
+  </w:abstractNum>
   <w:num w:numId="1" w16cid:durableId="1511943682">
-    <w:abstractNumId w:val="4"/>
+    <w:abstractNumId w:val="6"/>
   </w:num>
   <w:num w:numId="2" w16cid:durableId="67074604">
     <w:abstractNumId w:val="0"/>
   </w:num>
   <w:num w:numId="3" w16cid:durableId="2030594341">
-    <w:abstractNumId w:val="3"/>
+    <w:abstractNumId w:val="4"/>
   </w:num>
   <w:num w:numId="4" w16cid:durableId="142546834">
-    <w:abstractNumId w:val="2"/>
+    <w:abstractNumId w:val="3"/>
   </w:num>
   <w:num w:numId="5" w16cid:durableId="689719199">
     <w:abstractNumId w:val="1"/>
+  </w:num>
+  <w:num w:numId="6" w16cid:durableId="218321112">
+    <w:abstractNumId w:val="2"/>
+  </w:num>
+  <w:num w:numId="7" w16cid:durableId="1082218284">
+    <w:abstractNumId w:val="7"/>
+  </w:num>
+  <w:num w:numId="8" w16cid:durableId="2085104354">
+    <w:abstractNumId w:val="5"/>
   </w:num>
 </w:numbering>
 </file>
 
 <file path=word/styles.xml><?xml version="1.0" encoding="utf-8"?>
-<w:styles xmlns:mc="http://schemas.openxmlformats.org/markup-compatibility/2006" xmlns:r="http://schemas.openxmlformats.org/officeDocument/2006/relationships" xmlns:w="http://schemas.openxmlformats.org/wordprocessingml/2006/main" xmlns:w14="http://schemas.microsoft.com/office/word/2010/wordml" xmlns:w15="http://schemas.microsoft.com/office/word/2012/wordml" xmlns:w16cex="http://schemas.microsoft.com/office/word/2018/wordml/cex" xmlns:w16cid="http://schemas.microsoft.com/office/word/2016/wordml/cid" xmlns:w16="http://schemas.microsoft.com/office/word/2018/wordml" xmlns:w16sdtdh="http://schemas.microsoft.com/office/word/2020/wordml/sdtdatahash" xmlns:w16se="http://schemas.microsoft.com/office/word/2015/wordml/symex" mc:Ignorable="w14 w15 w16se w16cid w16 w16cex w16sdtdh">
+<w:styles xmlns:mc="http://schemas.openxmlformats.org/markup-compatibility/2006" xmlns:r="http://schemas.openxmlformats.org/officeDocument/2006/relationships" xmlns:w="http://schemas.openxmlformats.org/wordprocessingml/2006/main" xmlns:w14="http://schemas.microsoft.com/office/word/2010/wordml" xmlns:w15="http://schemas.microsoft.com/office/word/2012/wordml" xmlns:w16cex="http://schemas.microsoft.com/office/word/2018/wordml/cex" xmlns:w16cid="http://schemas.microsoft.com/office/word/2016/wordml/cid" xmlns:w16="http://schemas.microsoft.com/office/word/2018/wordml" xmlns:w16du="http://schemas.microsoft.com/office/word/2023/wordml/word16du" xmlns:w16sdtdh="http://schemas.microsoft.com/office/word/2020/wordml/sdtdatahash" xmlns:w16se="http://schemas.microsoft.com/office/word/2015/wordml/symex" mc:Ignorable="w14 w15 w16se w16cid w16 w16cex w16sdtdh w16du">
   <w:docDefaults>
     <w:rPrDefault>
       <w:rPr>
